--- a/lessons/7-7/downloads/reveal/teacher/7.7-homework-packet.docx
+++ b/lessons/7-7/downloads/reveal/teacher/7.7-homework-packet.docx
@@ -15,10 +15,28 @@
         <w:rPr>
           <w:rFonts w:ascii="Avenir Next" w:hAnsi="Avenir Next" w:cs="Avenir Next" w:eastAsia="Avenir Next"/>
           <w:color w:val="1A1A1A"/>
+          <w:sz w:val="22"/>
+          <w:szCs w:val="20"/>
+        </w:rPr>
+        <w:t xml:space="preserve">Name</w:t>
+      </w:r>
+      <w:r>
+        <w:rPr>
+          <w:rFonts w:ascii="Avenir Next" w:hAnsi="Avenir Next" w:cs="Avenir Next" w:eastAsia="Avenir Next"/>
+          <w:color w:val="1A1A1A"/>
           <w:sz w:val="20"/>
           <w:szCs w:val="20"/>
         </w:rPr>
-        <w:t xml:space="preserve">Name</w:t>
+        <w:tab/>
+      </w:r>
+      <w:r>
+        <w:rPr>
+          <w:rFonts w:ascii="Avenir Next" w:hAnsi="Avenir Next" w:cs="Avenir Next" w:eastAsia="Avenir Next"/>
+          <w:color w:val="1A1A1A"/>
+          <w:sz w:val="22"/>
+          <w:szCs w:val="20"/>
+        </w:rPr>
+        <w:t xml:space="preserve">   Date</w:t>
       </w:r>
       <w:r>
         <w:rPr>
@@ -33,25 +51,7 @@
         <w:rPr>
           <w:rFonts w:ascii="Avenir Next" w:hAnsi="Avenir Next" w:cs="Avenir Next" w:eastAsia="Avenir Next"/>
           <w:color w:val="1A1A1A"/>
-          <w:sz w:val="20"/>
-          <w:szCs w:val="20"/>
-        </w:rPr>
-        <w:t xml:space="preserve">   Date</w:t>
-      </w:r>
-      <w:r>
-        <w:rPr>
-          <w:rFonts w:ascii="Avenir Next" w:hAnsi="Avenir Next" w:cs="Avenir Next" w:eastAsia="Avenir Next"/>
-          <w:color w:val="1A1A1A"/>
-          <w:sz w:val="20"/>
-          <w:szCs w:val="20"/>
-        </w:rPr>
-        <w:tab/>
-      </w:r>
-      <w:r>
-        <w:rPr>
-          <w:rFonts w:ascii="Avenir Next" w:hAnsi="Avenir Next" w:cs="Avenir Next" w:eastAsia="Avenir Next"/>
-          <w:color w:val="1A1A1A"/>
-          <w:sz w:val="20"/>
+          <w:sz w:val="22"/>
           <w:szCs w:val="20"/>
         </w:rPr>
         <w:t xml:space="preserve">   Period</w:t>
@@ -78,7 +78,7 @@
           <w:caps/>
           <w:color w:val="003A70"/>
           <w:spacing w:val="12"/>
-          <w:sz w:val="19"/>
+          <w:sz w:val="22"/>
           <w:szCs w:val="19"/>
         </w:rPr>
         <w:t xml:space="preserve">Lesson 7-7  ·  Homework Packet  ·  Sheet 1 of 2</w:t>
@@ -86,6 +86,7 @@
     </w:p>
     <w:p>
       <w:pPr>
+        <w:pStyle w:val="Heading1"/>
         <w:keepNext/>
         <w:spacing w:before="0" w:after="0" w:line="240" w:lineRule="auto"/>
       </w:pPr>
@@ -111,7 +112,7 @@
         <w:rPr>
           <w:rFonts w:ascii="Avenir Next" w:hAnsi="Avenir Next" w:cs="Avenir Next" w:eastAsia="Avenir Next"/>
           <w:color w:val="5A5F66"/>
-          <w:sz w:val="17"/>
+          <w:sz w:val="22"/>
           <w:szCs w:val="17"/>
         </w:rPr>
         <w:t xml:space="preserve">Maryland Standard 6.G.A.3   ·   Learning target — I can find the perimeter and area of a polygon drawn on the coordinate plane.</w:t>
@@ -158,6 +159,7 @@
           </w:tcPr>
           <w:p>
             <w:pPr>
+              <w:pStyle w:val="Heading2"/>
               <w:spacing w:before="0" w:after="0" w:line="240" w:lineRule="auto"/>
             </w:pPr>
             <w:r>
@@ -185,25 +187,25 @@
                 <w:rFonts w:ascii="Avenir Next" w:hAnsi="Avenir Next" w:cs="Avenir Next" w:eastAsia="Avenir Next"/>
                 <w:b/>
                 <w:color w:val="003A70"/>
+                <w:sz w:val="22"/>
+                <w:szCs w:val="18"/>
+              </w:rPr>
+              <w:t xml:space="preserve">•</w:t>
+            </w:r>
+            <w:r>
+              <w:rPr>
+                <w:rFonts w:ascii="Avenir Next" w:hAnsi="Avenir Next" w:cs="Avenir Next" w:eastAsia="Avenir Next"/>
+                <w:color w:val="1A1A1A"/>
                 <w:sz w:val="18"/>
                 <w:szCs w:val="18"/>
               </w:rPr>
-              <w:t xml:space="preserve">•</w:t>
-            </w:r>
-            <w:r>
-              <w:rPr>
-                <w:rFonts w:ascii="Avenir Next" w:hAnsi="Avenir Next" w:cs="Avenir Next" w:eastAsia="Avenir Next"/>
-                <w:color w:val="1A1A1A"/>
-                <w:sz w:val="18"/>
-                <w:szCs w:val="18"/>
-              </w:rPr>
               <w:tab/>
             </w:r>
             <w:r>
               <w:rPr>
                 <w:rFonts w:ascii="Avenir Next" w:hAnsi="Avenir Next" w:cs="Avenir Next" w:eastAsia="Avenir Next"/>
                 <w:color w:val="1A1A1A"/>
-                <w:sz w:val="18"/>
+                <w:sz w:val="22"/>
                 <w:szCs w:val="18"/>
               </w:rPr>
               <w:t xml:space="preserve">Plot the vertices in order. Connect them to draw the polygon.</w:t>
@@ -222,25 +224,25 @@
                 <w:rFonts w:ascii="Avenir Next" w:hAnsi="Avenir Next" w:cs="Avenir Next" w:eastAsia="Avenir Next"/>
                 <w:b/>
                 <w:color w:val="003A70"/>
+                <w:sz w:val="22"/>
+                <w:szCs w:val="18"/>
+              </w:rPr>
+              <w:t xml:space="preserve">•</w:t>
+            </w:r>
+            <w:r>
+              <w:rPr>
+                <w:rFonts w:ascii="Avenir Next" w:hAnsi="Avenir Next" w:cs="Avenir Next" w:eastAsia="Avenir Next"/>
+                <w:color w:val="1A1A1A"/>
                 <w:sz w:val="18"/>
                 <w:szCs w:val="18"/>
               </w:rPr>
-              <w:t xml:space="preserve">•</w:t>
-            </w:r>
-            <w:r>
-              <w:rPr>
-                <w:rFonts w:ascii="Avenir Next" w:hAnsi="Avenir Next" w:cs="Avenir Next" w:eastAsia="Avenir Next"/>
-                <w:color w:val="1A1A1A"/>
-                <w:sz w:val="18"/>
-                <w:szCs w:val="18"/>
-              </w:rPr>
               <w:tab/>
             </w:r>
             <w:r>
               <w:rPr>
                 <w:rFonts w:ascii="Avenir Next" w:hAnsi="Avenir Next" w:cs="Avenir Next" w:eastAsia="Avenir Next"/>
                 <w:color w:val="1A1A1A"/>
-                <w:sz w:val="18"/>
+                <w:sz w:val="22"/>
                 <w:szCs w:val="18"/>
               </w:rPr>
               <w:t xml:space="preserve">Find each horizontal or vertical side from the coordinates.</w:t>
@@ -259,54 +261,54 @@
                 <w:rFonts w:ascii="Avenir Next" w:hAnsi="Avenir Next" w:cs="Avenir Next" w:eastAsia="Avenir Next"/>
                 <w:b/>
                 <w:color w:val="003A70"/>
+                <w:sz w:val="22"/>
+                <w:szCs w:val="18"/>
+              </w:rPr>
+              <w:t xml:space="preserve">•</w:t>
+            </w:r>
+            <w:r>
+              <w:rPr>
+                <w:rFonts w:ascii="Avenir Next" w:hAnsi="Avenir Next" w:cs="Avenir Next" w:eastAsia="Avenir Next"/>
+                <w:color w:val="1A1A1A"/>
                 <w:sz w:val="18"/>
                 <w:szCs w:val="18"/>
               </w:rPr>
-              <w:t xml:space="preserve">•</w:t>
-            </w:r>
-            <w:r>
-              <w:rPr>
-                <w:rFonts w:ascii="Avenir Next" w:hAnsi="Avenir Next" w:cs="Avenir Next" w:eastAsia="Avenir Next"/>
-                <w:color w:val="1A1A1A"/>
-                <w:sz w:val="18"/>
+              <w:tab/>
+            </w:r>
+            <w:r>
+              <w:rPr>
+                <w:rFonts w:ascii="Avenir Next" w:hAnsi="Avenir Next" w:cs="Avenir Next" w:eastAsia="Avenir Next"/>
+                <w:b/>
+                <w:color w:val="1A1A1A"/>
+                <w:sz w:val="22"/>
                 <w:szCs w:val="18"/>
               </w:rPr>
-              <w:tab/>
-            </w:r>
-            <w:r>
-              <w:rPr>
-                <w:rFonts w:ascii="Avenir Next" w:hAnsi="Avenir Next" w:cs="Avenir Next" w:eastAsia="Avenir Next"/>
-                <w:b/>
-                <w:color w:val="1A1A1A"/>
-                <w:sz w:val="18"/>
+              <w:t xml:space="preserve">Perimeter</w:t>
+            </w:r>
+            <w:r>
+              <w:rPr>
+                <w:rFonts w:ascii="Avenir Next" w:hAnsi="Avenir Next" w:cs="Avenir Next" w:eastAsia="Avenir Next"/>
+                <w:color w:val="1A1A1A"/>
+                <w:sz w:val="22"/>
                 <w:szCs w:val="18"/>
               </w:rPr>
-              <w:t xml:space="preserve">Perimeter</w:t>
-            </w:r>
-            <w:r>
-              <w:rPr>
-                <w:rFonts w:ascii="Avenir Next" w:hAnsi="Avenir Next" w:cs="Avenir Next" w:eastAsia="Avenir Next"/>
-                <w:color w:val="1A1A1A"/>
-                <w:sz w:val="18"/>
+              <w:t xml:space="preserve"> = sum of all sides. </w:t>
+            </w:r>
+            <w:r>
+              <w:rPr>
+                <w:rFonts w:ascii="Avenir Next" w:hAnsi="Avenir Next" w:cs="Avenir Next" w:eastAsia="Avenir Next"/>
+                <w:b/>
+                <w:color w:val="1A1A1A"/>
+                <w:sz w:val="22"/>
                 <w:szCs w:val="18"/>
               </w:rPr>
-              <w:t xml:space="preserve"> = sum of all sides. </w:t>
-            </w:r>
-            <w:r>
-              <w:rPr>
-                <w:rFonts w:ascii="Avenir Next" w:hAnsi="Avenir Next" w:cs="Avenir Next" w:eastAsia="Avenir Next"/>
-                <w:b/>
-                <w:color w:val="1A1A1A"/>
-                <w:sz w:val="18"/>
-                <w:szCs w:val="18"/>
-              </w:rPr>
               <w:t xml:space="preserve">Area</w:t>
             </w:r>
             <w:r>
               <w:rPr>
                 <w:rFonts w:ascii="Avenir Next" w:hAnsi="Avenir Next" w:cs="Avenir Next" w:eastAsia="Avenir Next"/>
                 <w:color w:val="1A1A1A"/>
-                <w:sz w:val="18"/>
+                <w:sz w:val="22"/>
                 <w:szCs w:val="18"/>
               </w:rPr>
               <w:t xml:space="preserve"> of a rectangle = length × width.</w:t>
@@ -321,6 +323,7 @@
           </w:tcPr>
           <w:p>
             <w:pPr>
+              <w:pStyle w:val="Heading2"/>
               <w:spacing w:before="0" w:after="0" w:line="240" w:lineRule="auto"/>
             </w:pPr>
             <w:r>
@@ -343,7 +346,7 @@
               <w:rPr>
                 <w:rFonts w:ascii="Avenir Next" w:hAnsi="Avenir Next" w:cs="Avenir Next" w:eastAsia="Avenir Next"/>
                 <w:color w:val="1A1A1A"/>
-                <w:sz w:val="17"/>
+                <w:sz w:val="22"/>
                 <w:szCs w:val="17"/>
               </w:rPr>
               <w:t xml:space="preserve">Find the perimeter and area of the rectangle with vertices (−3, 2), (4, 2), (4, −1), (−3, −1).</w:t>
@@ -362,25 +365,25 @@
                 <w:rFonts w:ascii="Avenir Next" w:hAnsi="Avenir Next" w:cs="Avenir Next" w:eastAsia="Avenir Next"/>
                 <w:b/>
                 <w:color w:val="003A70"/>
+                <w:sz w:val="22"/>
+                <w:szCs w:val="17"/>
+              </w:rPr>
+              <w:t xml:space="preserve">Step 1</w:t>
+            </w:r>
+            <w:r>
+              <w:rPr>
+                <w:rFonts w:ascii="Avenir Next" w:hAnsi="Avenir Next" w:cs="Avenir Next" w:eastAsia="Avenir Next"/>
+                <w:color w:val="1A1A1A"/>
                 <w:sz w:val="17"/>
                 <w:szCs w:val="17"/>
               </w:rPr>
-              <w:t xml:space="preserve">Step 1</w:t>
-            </w:r>
-            <w:r>
-              <w:rPr>
-                <w:rFonts w:ascii="Avenir Next" w:hAnsi="Avenir Next" w:cs="Avenir Next" w:eastAsia="Avenir Next"/>
-                <w:color w:val="1A1A1A"/>
-                <w:sz w:val="17"/>
-                <w:szCs w:val="17"/>
-              </w:rPr>
               <w:tab/>
             </w:r>
             <w:r>
               <w:rPr>
                 <w:rFonts w:ascii="Avenir Next" w:hAnsi="Avenir Next" w:cs="Avenir Next" w:eastAsia="Avenir Next"/>
                 <w:color w:val="1A1A1A"/>
-                <w:sz w:val="17"/>
+                <w:sz w:val="22"/>
                 <w:szCs w:val="17"/>
               </w:rPr>
               <w:t xml:space="preserve">Top: 3 + 4 = 7 units. Side: 2 + 1 = 3 units.</w:t>
@@ -399,25 +402,25 @@
                 <w:rFonts w:ascii="Avenir Next" w:hAnsi="Avenir Next" w:cs="Avenir Next" w:eastAsia="Avenir Next"/>
                 <w:b/>
                 <w:color w:val="003A70"/>
+                <w:sz w:val="22"/>
+                <w:szCs w:val="17"/>
+              </w:rPr>
+              <w:t xml:space="preserve">Step 2</w:t>
+            </w:r>
+            <w:r>
+              <w:rPr>
+                <w:rFonts w:ascii="Avenir Next" w:hAnsi="Avenir Next" w:cs="Avenir Next" w:eastAsia="Avenir Next"/>
+                <w:color w:val="1A1A1A"/>
                 <w:sz w:val="17"/>
                 <w:szCs w:val="17"/>
               </w:rPr>
-              <w:t xml:space="preserve">Step 2</w:t>
-            </w:r>
-            <w:r>
-              <w:rPr>
-                <w:rFonts w:ascii="Avenir Next" w:hAnsi="Avenir Next" w:cs="Avenir Next" w:eastAsia="Avenir Next"/>
-                <w:color w:val="1A1A1A"/>
-                <w:sz w:val="17"/>
-                <w:szCs w:val="17"/>
-              </w:rPr>
               <w:tab/>
             </w:r>
             <w:r>
               <w:rPr>
                 <w:rFonts w:ascii="Avenir Next" w:hAnsi="Avenir Next" w:cs="Avenir Next" w:eastAsia="Avenir Next"/>
                 <w:color w:val="1A1A1A"/>
-                <w:sz w:val="17"/>
+                <w:sz w:val="22"/>
                 <w:szCs w:val="17"/>
               </w:rPr>
               <w:t xml:space="preserve">P = 7 + 3 + 7 + 3 = 20 units. A = 7 × 3 = 21 square units.</w:t>
@@ -436,18 +439,18 @@
                 <w:rFonts w:ascii="Avenir Next" w:hAnsi="Avenir Next" w:cs="Avenir Next" w:eastAsia="Avenir Next"/>
                 <w:b/>
                 <w:color w:val="1A1A1A"/>
+                <w:sz w:val="22"/>
+                <w:szCs w:val="17"/>
+              </w:rPr>
+              <w:t xml:space="preserve">Answer</w:t>
+            </w:r>
+            <w:r>
+              <w:rPr>
+                <w:rFonts w:ascii="Avenir Next" w:hAnsi="Avenir Next" w:cs="Avenir Next" w:eastAsia="Avenir Next"/>
+                <w:color w:val="1A1A1A"/>
                 <w:sz w:val="17"/>
                 <w:szCs w:val="17"/>
               </w:rPr>
-              <w:t xml:space="preserve">Answer</w:t>
-            </w:r>
-            <w:r>
-              <w:rPr>
-                <w:rFonts w:ascii="Avenir Next" w:hAnsi="Avenir Next" w:cs="Avenir Next" w:eastAsia="Avenir Next"/>
-                <w:color w:val="1A1A1A"/>
-                <w:sz w:val="17"/>
-                <w:szCs w:val="17"/>
-              </w:rPr>
               <w:tab/>
             </w:r>
             <w:r>
@@ -455,7 +458,7 @@
                 <w:rFonts w:ascii="Avenir Next" w:hAnsi="Avenir Next" w:cs="Avenir Next" w:eastAsia="Avenir Next"/>
                 <w:b/>
                 <w:color w:val="1A1A1A"/>
-                <w:sz w:val="17"/>
+                <w:sz w:val="22"/>
                 <w:szCs w:val="17"/>
               </w:rPr>
               <w:t xml:space="preserve">P = 20 units, A = 21 square units</w:t>
@@ -466,6 +469,7 @@
     </w:tbl>
     <w:p>
       <w:pPr>
+        <w:pStyle w:val="Heading2"/>
         <w:keepNext/>
         <w:pBdr>
           <w:bottom w:val="single" w:sz="8" w:space="3" w:color="003A70"/>
@@ -481,7 +485,7 @@
           <w:b/>
           <w:color w:val="003A70"/>
           <w:spacing w:val="14"/>
-          <w:sz w:val="19"/>
+          <w:sz w:val="22"/>
           <w:szCs w:val="19"/>
         </w:rPr>
         <w:t xml:space="preserve">PRACTICE</w:t>
@@ -500,7 +504,7 @@
           <w:rFonts w:ascii="Avenir Next" w:hAnsi="Avenir Next" w:cs="Avenir Next" w:eastAsia="Avenir Next"/>
           <w:i/>
           <w:color w:val="5A5F66"/>
-          <w:sz w:val="17"/>
+          <w:sz w:val="22"/>
           <w:szCs w:val="17"/>
         </w:rPr>
         <w:t xml:space="preserve">show your work · label units</w:t>
@@ -559,7 +563,7 @@
                 <w:rFonts w:ascii="Avenir Next" w:hAnsi="Avenir Next" w:cs="Avenir Next" w:eastAsia="Avenir Next"/>
                 <w:b/>
                 <w:color w:val="1A1A1A"/>
-                <w:sz w:val="20"/>
+                <w:sz w:val="22"/>
                 <w:szCs w:val="20"/>
               </w:rPr>
               <w:t xml:space="preserve">1.</w:t>
@@ -577,7 +581,7 @@
               <w:rPr>
                 <w:rFonts w:ascii="Avenir Next" w:hAnsi="Avenir Next" w:cs="Avenir Next" w:eastAsia="Avenir Next"/>
                 <w:color w:val="1A1A1A"/>
-                <w:sz w:val="20"/>
+                <w:sz w:val="22"/>
                 <w:szCs w:val="20"/>
               </w:rPr>
               <w:t xml:space="preserve">Use the rectangle on the grid.</w:t>
@@ -597,7 +601,7 @@
                 <w:rFonts w:ascii="Avenir Next" w:hAnsi="Avenir Next" w:cs="Avenir Next" w:eastAsia="Avenir Next"/>
                 <w:b/>
                 <w:color w:val="003A70"/>
-                <w:sz w:val="20"/>
+                <w:sz w:val="22"/>
                 <w:szCs w:val="20"/>
               </w:rPr>
               <w:t xml:space="preserve">a.</w:t>
@@ -615,7 +619,7 @@
               <w:rPr>
                 <w:rFonts w:ascii="Avenir Next" w:hAnsi="Avenir Next" w:cs="Avenir Next" w:eastAsia="Avenir Next"/>
                 <w:color w:val="1A1A1A"/>
-                <w:sz w:val="20"/>
+                <w:sz w:val="22"/>
                 <w:szCs w:val="20"/>
               </w:rPr>
               <w:t xml:space="preserve">Length of AB</w:t>
@@ -643,7 +647,7 @@
               <w:rPr>
                 <w:rFonts w:ascii="Avenir Next" w:hAnsi="Avenir Next" w:cs="Avenir Next" w:eastAsia="Avenir Next"/>
                 <w:color w:val="1A1A1A"/>
-                <w:sz w:val="20"/>
+                <w:sz w:val="22"/>
                 <w:szCs w:val="20"/>
               </w:rPr>
               <w:t xml:space="preserve"> units</w:t>
@@ -663,7 +667,7 @@
                 <w:rFonts w:ascii="Avenir Next" w:hAnsi="Avenir Next" w:cs="Avenir Next" w:eastAsia="Avenir Next"/>
                 <w:b/>
                 <w:color w:val="003A70"/>
-                <w:sz w:val="20"/>
+                <w:sz w:val="22"/>
                 <w:szCs w:val="20"/>
               </w:rPr>
               <w:t xml:space="preserve">b.</w:t>
@@ -681,7 +685,7 @@
               <w:rPr>
                 <w:rFonts w:ascii="Avenir Next" w:hAnsi="Avenir Next" w:cs="Avenir Next" w:eastAsia="Avenir Next"/>
                 <w:color w:val="1A1A1A"/>
-                <w:sz w:val="20"/>
+                <w:sz w:val="22"/>
                 <w:szCs w:val="20"/>
               </w:rPr>
               <w:t xml:space="preserve">Length of BC</w:t>
@@ -709,7 +713,7 @@
               <w:rPr>
                 <w:rFonts w:ascii="Avenir Next" w:hAnsi="Avenir Next" w:cs="Avenir Next" w:eastAsia="Avenir Next"/>
                 <w:color w:val="1A1A1A"/>
-                <w:sz w:val="20"/>
+                <w:sz w:val="22"/>
                 <w:szCs w:val="20"/>
               </w:rPr>
               <w:t xml:space="preserve"> units</w:t>
@@ -729,7 +733,7 @@
                 <w:rFonts w:ascii="Avenir Next" w:hAnsi="Avenir Next" w:cs="Avenir Next" w:eastAsia="Avenir Next"/>
                 <w:b/>
                 <w:color w:val="003A70"/>
-                <w:sz w:val="20"/>
+                <w:sz w:val="22"/>
                 <w:szCs w:val="20"/>
               </w:rPr>
               <w:t xml:space="preserve">c.</w:t>
@@ -747,7 +751,7 @@
               <w:rPr>
                 <w:rFonts w:ascii="Avenir Next" w:hAnsi="Avenir Next" w:cs="Avenir Next" w:eastAsia="Avenir Next"/>
                 <w:color w:val="1A1A1A"/>
-                <w:sz w:val="20"/>
+                <w:sz w:val="22"/>
                 <w:szCs w:val="20"/>
               </w:rPr>
               <w:t xml:space="preserve">Perimeter</w:t>
@@ -775,7 +779,7 @@
               <w:rPr>
                 <w:rFonts w:ascii="Avenir Next" w:hAnsi="Avenir Next" w:cs="Avenir Next" w:eastAsia="Avenir Next"/>
                 <w:color w:val="1A1A1A"/>
-                <w:sz w:val="20"/>
+                <w:sz w:val="22"/>
                 <w:szCs w:val="20"/>
               </w:rPr>
               <w:t xml:space="preserve"> units</w:t>
@@ -795,7 +799,7 @@
                 <w:rFonts w:ascii="Avenir Next" w:hAnsi="Avenir Next" w:cs="Avenir Next" w:eastAsia="Avenir Next"/>
                 <w:b/>
                 <w:color w:val="003A70"/>
-                <w:sz w:val="20"/>
+                <w:sz w:val="22"/>
                 <w:szCs w:val="20"/>
               </w:rPr>
               <w:t xml:space="preserve">d.</w:t>
@@ -813,7 +817,7 @@
               <w:rPr>
                 <w:rFonts w:ascii="Avenir Next" w:hAnsi="Avenir Next" w:cs="Avenir Next" w:eastAsia="Avenir Next"/>
                 <w:color w:val="1A1A1A"/>
-                <w:sz w:val="20"/>
+                <w:sz w:val="22"/>
                 <w:szCs w:val="20"/>
               </w:rPr>
               <w:t xml:space="preserve">Area</w:t>
@@ -841,7 +845,7 @@
               <w:rPr>
                 <w:rFonts w:ascii="Avenir Next" w:hAnsi="Avenir Next" w:cs="Avenir Next" w:eastAsia="Avenir Next"/>
                 <w:color w:val="1A1A1A"/>
-                <w:sz w:val="20"/>
+                <w:sz w:val="22"/>
                 <w:szCs w:val="20"/>
               </w:rPr>
               <w:t xml:space="preserve"> sq. units</w:t>
@@ -865,7 +869,7 @@
               <w:drawing>
                 <wp:inline distT="0" distB="0" distL="0" distR="0">
                   <wp:extent cx="1828800" cy="1845128"/>
-                  <wp:docPr id="1" name="Figure 1"/>
+                  <wp:docPr id="1" name="Figure 1" descr="Coordinate grid. Horizontal axis x: -5 to 5, ticks every 1. Vertical axis y: -5 to 5, ticks every 1. Points: x: -4; y: 3; label: A, x: 2; y: 3; label: B, x: 2; y: -2; label: C, x: -4; y: -2; label: D. Segments: -4, 3, 2, 3, 2, 3, 2, -2, 2, -2, -4, -2, -4, -2, -4, 3."/>
                   <a:graphic xmlns:a="http://schemas.openxmlformats.org/drawingml/2006/main">
                     <a:graphicData uri="http://schemas.openxmlformats.org/drawingml/2006/picture">
                       <pic:pic xmlns:pic="http://schemas.openxmlformats.org/drawingml/2006/picture">
@@ -956,7 +960,7 @@
                 <w:rFonts w:ascii="Avenir Next" w:hAnsi="Avenir Next" w:cs="Avenir Next" w:eastAsia="Avenir Next"/>
                 <w:b/>
                 <w:color w:val="1A1A1A"/>
-                <w:sz w:val="20"/>
+                <w:sz w:val="22"/>
                 <w:szCs w:val="20"/>
               </w:rPr>
               <w:t xml:space="preserve">2.</w:t>
@@ -974,7 +978,7 @@
               <w:rPr>
                 <w:rFonts w:ascii="Avenir Next" w:hAnsi="Avenir Next" w:cs="Avenir Next" w:eastAsia="Avenir Next"/>
                 <w:color w:val="1A1A1A"/>
-                <w:sz w:val="20"/>
+                <w:sz w:val="22"/>
                 <w:szCs w:val="20"/>
               </w:rPr>
               <w:t xml:space="preserve">Plot A(−3, −2), B(4, −2), and C(−3, 4). Connect them to make a right triangle.</w:t>
@@ -994,7 +998,7 @@
                 <w:rFonts w:ascii="Avenir Next" w:hAnsi="Avenir Next" w:cs="Avenir Next" w:eastAsia="Avenir Next"/>
                 <w:b/>
                 <w:color w:val="003A70"/>
-                <w:sz w:val="20"/>
+                <w:sz w:val="22"/>
                 <w:szCs w:val="20"/>
               </w:rPr>
               <w:t xml:space="preserve">a.</w:t>
@@ -1012,7 +1016,7 @@
               <w:rPr>
                 <w:rFonts w:ascii="Avenir Next" w:hAnsi="Avenir Next" w:cs="Avenir Next" w:eastAsia="Avenir Next"/>
                 <w:color w:val="1A1A1A"/>
-                <w:sz w:val="20"/>
+                <w:sz w:val="22"/>
                 <w:szCs w:val="20"/>
               </w:rPr>
               <w:t xml:space="preserve">Base AB</w:t>
@@ -1040,7 +1044,7 @@
               <w:rPr>
                 <w:rFonts w:ascii="Avenir Next" w:hAnsi="Avenir Next" w:cs="Avenir Next" w:eastAsia="Avenir Next"/>
                 <w:color w:val="1A1A1A"/>
-                <w:sz w:val="20"/>
+                <w:sz w:val="22"/>
                 <w:szCs w:val="20"/>
               </w:rPr>
               <w:t xml:space="preserve"> units</w:t>
@@ -1060,7 +1064,7 @@
                 <w:rFonts w:ascii="Avenir Next" w:hAnsi="Avenir Next" w:cs="Avenir Next" w:eastAsia="Avenir Next"/>
                 <w:b/>
                 <w:color w:val="003A70"/>
-                <w:sz w:val="20"/>
+                <w:sz w:val="22"/>
                 <w:szCs w:val="20"/>
               </w:rPr>
               <w:t xml:space="preserve">b.</w:t>
@@ -1078,7 +1082,7 @@
               <w:rPr>
                 <w:rFonts w:ascii="Avenir Next" w:hAnsi="Avenir Next" w:cs="Avenir Next" w:eastAsia="Avenir Next"/>
                 <w:color w:val="1A1A1A"/>
-                <w:sz w:val="20"/>
+                <w:sz w:val="22"/>
                 <w:szCs w:val="20"/>
               </w:rPr>
               <w:t xml:space="preserve">Height AC</w:t>
@@ -1106,7 +1110,7 @@
               <w:rPr>
                 <w:rFonts w:ascii="Avenir Next" w:hAnsi="Avenir Next" w:cs="Avenir Next" w:eastAsia="Avenir Next"/>
                 <w:color w:val="1A1A1A"/>
-                <w:sz w:val="20"/>
+                <w:sz w:val="22"/>
                 <w:szCs w:val="20"/>
               </w:rPr>
               <w:t xml:space="preserve"> units</w:t>
@@ -1126,7 +1130,7 @@
                 <w:rFonts w:ascii="Avenir Next" w:hAnsi="Avenir Next" w:cs="Avenir Next" w:eastAsia="Avenir Next"/>
                 <w:b/>
                 <w:color w:val="003A70"/>
-                <w:sz w:val="20"/>
+                <w:sz w:val="22"/>
                 <w:szCs w:val="20"/>
               </w:rPr>
               <w:t xml:space="preserve">c.</w:t>
@@ -1144,7 +1148,7 @@
               <w:rPr>
                 <w:rFonts w:ascii="Avenir Next" w:hAnsi="Avenir Next" w:cs="Avenir Next" w:eastAsia="Avenir Next"/>
                 <w:color w:val="1A1A1A"/>
-                <w:sz w:val="20"/>
+                <w:sz w:val="22"/>
                 <w:szCs w:val="20"/>
               </w:rPr>
               <w:t xml:space="preserve">Area</w:t>
@@ -1172,7 +1176,7 @@
               <w:rPr>
                 <w:rFonts w:ascii="Avenir Next" w:hAnsi="Avenir Next" w:cs="Avenir Next" w:eastAsia="Avenir Next"/>
                 <w:color w:val="1A1A1A"/>
-                <w:sz w:val="20"/>
+                <w:sz w:val="22"/>
                 <w:szCs w:val="20"/>
               </w:rPr>
               <w:t xml:space="preserve"> sq. units</w:t>
@@ -1196,7 +1200,7 @@
               <w:drawing>
                 <wp:inline distT="0" distB="0" distL="0" distR="0">
                   <wp:extent cx="1828800" cy="1845128"/>
-                  <wp:docPr id="2" name="Figure 2"/>
+                  <wp:docPr id="2" name="Figure 2" descr="Coordinate grid. Horizontal axis x: -5 to 5, ticks every 1. Vertical axis y: -5 to 5, ticks every 1. Blank grid for the student to plot."/>
                   <a:graphic xmlns:a="http://schemas.openxmlformats.org/drawingml/2006/main">
                     <a:graphicData uri="http://schemas.openxmlformats.org/drawingml/2006/picture">
                       <pic:pic xmlns:pic="http://schemas.openxmlformats.org/drawingml/2006/picture">
@@ -1248,18 +1252,18 @@
           <w:rFonts w:ascii="Avenir Next" w:hAnsi="Avenir Next" w:cs="Avenir Next" w:eastAsia="Avenir Next"/>
           <w:b/>
           <w:color w:val="1A1A1A"/>
+          <w:sz w:val="22"/>
+          <w:szCs w:val="20"/>
+        </w:rPr>
+        <w:t xml:space="preserve">3.</w:t>
+      </w:r>
+      <w:r>
+        <w:rPr>
+          <w:rFonts w:ascii="Avenir Next" w:hAnsi="Avenir Next" w:cs="Avenir Next" w:eastAsia="Avenir Next"/>
+          <w:color w:val="1A1A1A"/>
           <w:sz w:val="20"/>
           <w:szCs w:val="20"/>
         </w:rPr>
-        <w:t xml:space="preserve">3.</w:t>
-      </w:r>
-      <w:r>
-        <w:rPr>
-          <w:rFonts w:ascii="Avenir Next" w:hAnsi="Avenir Next" w:cs="Avenir Next" w:eastAsia="Avenir Next"/>
-          <w:color w:val="1A1A1A"/>
-          <w:sz w:val="20"/>
-          <w:szCs w:val="20"/>
-        </w:rPr>
         <w:tab/>
       </w:r>
       <w:r>
@@ -1267,7 +1271,7 @@
           <w:rFonts w:ascii="Avenir Next" w:hAnsi="Avenir Next" w:cs="Avenir Next" w:eastAsia="Avenir Next"/>
           <w:b/>
           <w:color w:val="1A1A1A"/>
-          <w:sz w:val="20"/>
+          <w:sz w:val="22"/>
           <w:szCs w:val="20"/>
         </w:rPr>
         <w:t xml:space="preserve">Garden Fence.  </w:t>
@@ -1276,7 +1280,7 @@
         <w:rPr>
           <w:rFonts w:ascii="Avenir Next" w:hAnsi="Avenir Next" w:cs="Avenir Next" w:eastAsia="Avenir Next"/>
           <w:color w:val="1A1A1A"/>
-          <w:sz w:val="20"/>
+          <w:sz w:val="22"/>
           <w:szCs w:val="20"/>
         </w:rPr>
         <w:t xml:space="preserve">A garden has corners at (−5, 3), (6, 3), (6, −4), and (−5, −4). Each unit is 1 meter. How much fence goes around it?</w:t>
@@ -1295,25 +1299,25 @@
           <w:rFonts w:ascii="Avenir Next" w:hAnsi="Avenir Next" w:cs="Avenir Next" w:eastAsia="Avenir Next"/>
           <w:b/>
           <w:color w:val="1A1A1A"/>
+          <w:sz w:val="22"/>
+          <w:szCs w:val="18"/>
+        </w:rPr>
+        <w:t xml:space="preserve">Answer</w:t>
+      </w:r>
+      <w:r>
+        <w:rPr>
+          <w:rFonts w:ascii="Avenir Next" w:hAnsi="Avenir Next" w:cs="Avenir Next" w:eastAsia="Avenir Next"/>
+          <w:color w:val="1A1A1A"/>
           <w:sz w:val="18"/>
           <w:szCs w:val="18"/>
         </w:rPr>
-        <w:t xml:space="preserve">Answer</w:t>
-      </w:r>
-      <w:r>
-        <w:rPr>
-          <w:rFonts w:ascii="Avenir Next" w:hAnsi="Avenir Next" w:cs="Avenir Next" w:eastAsia="Avenir Next"/>
-          <w:color w:val="1A1A1A"/>
-          <w:sz w:val="18"/>
-          <w:szCs w:val="18"/>
-        </w:rPr>
         <w:tab/>
       </w:r>
       <w:r>
         <w:rPr>
           <w:rFonts w:ascii="Avenir Next" w:hAnsi="Avenir Next" w:cs="Avenir Next" w:eastAsia="Avenir Next"/>
           <w:color w:val="1A1A1A"/>
-          <w:sz w:val="18"/>
+          <w:sz w:val="22"/>
           <w:szCs w:val="18"/>
         </w:rPr>
         <w:t xml:space="preserve">  m</w:t>
@@ -1338,18 +1342,18 @@
           <w:rFonts w:ascii="Avenir Next" w:hAnsi="Avenir Next" w:cs="Avenir Next" w:eastAsia="Avenir Next"/>
           <w:b/>
           <w:color w:val="1A1A1A"/>
+          <w:sz w:val="22"/>
+          <w:szCs w:val="20"/>
+        </w:rPr>
+        <w:t xml:space="preserve">4.</w:t>
+      </w:r>
+      <w:r>
+        <w:rPr>
+          <w:rFonts w:ascii="Avenir Next" w:hAnsi="Avenir Next" w:cs="Avenir Next" w:eastAsia="Avenir Next"/>
+          <w:color w:val="1A1A1A"/>
           <w:sz w:val="20"/>
           <w:szCs w:val="20"/>
         </w:rPr>
-        <w:t xml:space="preserve">4.</w:t>
-      </w:r>
-      <w:r>
-        <w:rPr>
-          <w:rFonts w:ascii="Avenir Next" w:hAnsi="Avenir Next" w:cs="Avenir Next" w:eastAsia="Avenir Next"/>
-          <w:color w:val="1A1A1A"/>
-          <w:sz w:val="20"/>
-          <w:szCs w:val="20"/>
-        </w:rPr>
         <w:tab/>
       </w:r>
       <w:r>
@@ -1357,7 +1361,7 @@
           <w:rFonts w:ascii="Avenir Next" w:hAnsi="Avenir Next" w:cs="Avenir Next" w:eastAsia="Avenir Next"/>
           <w:b/>
           <w:color w:val="1A1A1A"/>
-          <w:sz w:val="20"/>
+          <w:sz w:val="22"/>
           <w:szCs w:val="20"/>
         </w:rPr>
         <w:t xml:space="preserve">Square.  </w:t>
@@ -1366,7 +1370,7 @@
         <w:rPr>
           <w:rFonts w:ascii="Avenir Next" w:hAnsi="Avenir Next" w:cs="Avenir Next" w:eastAsia="Avenir Next"/>
           <w:color w:val="1A1A1A"/>
-          <w:sz w:val="20"/>
+          <w:sz w:val="22"/>
           <w:szCs w:val="20"/>
         </w:rPr>
         <w:t xml:space="preserve">A square has vertices (−3, 1), (2, 1), (2, −4), and (−3, −4). Find its perimeter.</w:t>
@@ -1385,25 +1389,25 @@
           <w:rFonts w:ascii="Avenir Next" w:hAnsi="Avenir Next" w:cs="Avenir Next" w:eastAsia="Avenir Next"/>
           <w:b/>
           <w:color w:val="1A1A1A"/>
+          <w:sz w:val="22"/>
+          <w:szCs w:val="18"/>
+        </w:rPr>
+        <w:t xml:space="preserve">Answer</w:t>
+      </w:r>
+      <w:r>
+        <w:rPr>
+          <w:rFonts w:ascii="Avenir Next" w:hAnsi="Avenir Next" w:cs="Avenir Next" w:eastAsia="Avenir Next"/>
+          <w:color w:val="1A1A1A"/>
           <w:sz w:val="18"/>
           <w:szCs w:val="18"/>
         </w:rPr>
-        <w:t xml:space="preserve">Answer</w:t>
-      </w:r>
-      <w:r>
-        <w:rPr>
-          <w:rFonts w:ascii="Avenir Next" w:hAnsi="Avenir Next" w:cs="Avenir Next" w:eastAsia="Avenir Next"/>
-          <w:color w:val="1A1A1A"/>
-          <w:sz w:val="18"/>
-          <w:szCs w:val="18"/>
-        </w:rPr>
         <w:tab/>
       </w:r>
       <w:r>
         <w:rPr>
           <w:rFonts w:ascii="Avenir Next" w:hAnsi="Avenir Next" w:cs="Avenir Next" w:eastAsia="Avenir Next"/>
           <w:color w:val="1A1A1A"/>
-          <w:sz w:val="18"/>
+          <w:sz w:val="22"/>
           <w:szCs w:val="18"/>
         </w:rPr>
         <w:t xml:space="preserve">  units</w:t>
@@ -1428,18 +1432,18 @@
           <w:rFonts w:ascii="Avenir Next" w:hAnsi="Avenir Next" w:cs="Avenir Next" w:eastAsia="Avenir Next"/>
           <w:b/>
           <w:color w:val="1A1A1A"/>
+          <w:sz w:val="22"/>
+          <w:szCs w:val="20"/>
+        </w:rPr>
+        <w:t xml:space="preserve">5.</w:t>
+      </w:r>
+      <w:r>
+        <w:rPr>
+          <w:rFonts w:ascii="Avenir Next" w:hAnsi="Avenir Next" w:cs="Avenir Next" w:eastAsia="Avenir Next"/>
+          <w:color w:val="1A1A1A"/>
           <w:sz w:val="20"/>
           <w:szCs w:val="20"/>
         </w:rPr>
-        <w:t xml:space="preserve">5.</w:t>
-      </w:r>
-      <w:r>
-        <w:rPr>
-          <w:rFonts w:ascii="Avenir Next" w:hAnsi="Avenir Next" w:cs="Avenir Next" w:eastAsia="Avenir Next"/>
-          <w:color w:val="1A1A1A"/>
-          <w:sz w:val="20"/>
-          <w:szCs w:val="20"/>
-        </w:rPr>
         <w:tab/>
       </w:r>
       <w:r>
@@ -1447,7 +1451,7 @@
           <w:rFonts w:ascii="Avenir Next" w:hAnsi="Avenir Next" w:cs="Avenir Next" w:eastAsia="Avenir Next"/>
           <w:b/>
           <w:color w:val="1A1A1A"/>
-          <w:sz w:val="20"/>
+          <w:sz w:val="22"/>
           <w:szCs w:val="20"/>
         </w:rPr>
         <w:t xml:space="preserve">Reasoning.  </w:t>
@@ -1456,7 +1460,7 @@
         <w:rPr>
           <w:rFonts w:ascii="Avenir Next" w:hAnsi="Avenir Next" w:cs="Avenir Next" w:eastAsia="Avenir Next"/>
           <w:color w:val="1A1A1A"/>
-          <w:sz w:val="20"/>
+          <w:sz w:val="22"/>
           <w:szCs w:val="20"/>
         </w:rPr>
         <w:t xml:space="preserve">Three corners of a rectangle are (−2, 5), (3, 5), and (3, −1). Name the fourth corner.</w:t>
@@ -1475,7 +1479,7 @@
           <w:rFonts w:ascii="Avenir Next" w:hAnsi="Avenir Next" w:cs="Avenir Next" w:eastAsia="Avenir Next"/>
           <w:b/>
           <w:color w:val="1A1A1A"/>
-          <w:sz w:val="18"/>
+          <w:sz w:val="22"/>
           <w:szCs w:val="18"/>
         </w:rPr>
         <w:t xml:space="preserve">Answer</w:t>
@@ -1539,6 +1543,7 @@
           </w:tcPr>
           <w:p>
             <w:pPr>
+              <w:pStyle w:val="Heading2"/>
               <w:spacing w:before="0" w:after="0" w:line="240" w:lineRule="auto"/>
             </w:pPr>
             <w:r>
@@ -1576,7 +1581,7 @@
               <w:rPr>
                 <w:rFonts w:ascii="Avenir Next" w:hAnsi="Avenir Next" w:cs="Avenir Next" w:eastAsia="Avenir Next"/>
                 <w:color w:val="1A1A1A"/>
-                <w:sz w:val="17"/>
+                <w:sz w:val="22"/>
                 <w:szCs w:val="17"/>
               </w:rPr>
               <w:t xml:space="preserve">  I can do this on my own</w:t>
@@ -1605,7 +1610,7 @@
               <w:rPr>
                 <w:rFonts w:ascii="Avenir Next" w:hAnsi="Avenir Next" w:cs="Avenir Next" w:eastAsia="Avenir Next"/>
                 <w:color w:val="1A1A1A"/>
-                <w:sz w:val="17"/>
+                <w:sz w:val="22"/>
                 <w:szCs w:val="17"/>
               </w:rPr>
               <w:t xml:space="preserve">  I need a little help</w:t>
@@ -1634,7 +1639,7 @@
               <w:rPr>
                 <w:rFonts w:ascii="Avenir Next" w:hAnsi="Avenir Next" w:cs="Avenir Next" w:eastAsia="Avenir Next"/>
                 <w:color w:val="1A1A1A"/>
-                <w:sz w:val="17"/>
+                <w:sz w:val="22"/>
                 <w:szCs w:val="17"/>
               </w:rPr>
               <w:t xml:space="preserve">  I have a question about #</w:t>
@@ -1667,10 +1672,28 @@
         <w:rPr>
           <w:rFonts w:ascii="Avenir Next" w:hAnsi="Avenir Next" w:cs="Avenir Next" w:eastAsia="Avenir Next"/>
           <w:color w:val="1A1A1A"/>
+          <w:sz w:val="22"/>
+          <w:szCs w:val="20"/>
+        </w:rPr>
+        <w:t xml:space="preserve">Name</w:t>
+      </w:r>
+      <w:r>
+        <w:rPr>
+          <w:rFonts w:ascii="Avenir Next" w:hAnsi="Avenir Next" w:cs="Avenir Next" w:eastAsia="Avenir Next"/>
+          <w:color w:val="1A1A1A"/>
           <w:sz w:val="20"/>
           <w:szCs w:val="20"/>
         </w:rPr>
-        <w:t xml:space="preserve">Name</w:t>
+        <w:tab/>
+      </w:r>
+      <w:r>
+        <w:rPr>
+          <w:rFonts w:ascii="Avenir Next" w:hAnsi="Avenir Next" w:cs="Avenir Next" w:eastAsia="Avenir Next"/>
+          <w:color w:val="1A1A1A"/>
+          <w:sz w:val="22"/>
+          <w:szCs w:val="20"/>
+        </w:rPr>
+        <w:t xml:space="preserve">   Date</w:t>
       </w:r>
       <w:r>
         <w:rPr>
@@ -1685,25 +1708,7 @@
         <w:rPr>
           <w:rFonts w:ascii="Avenir Next" w:hAnsi="Avenir Next" w:cs="Avenir Next" w:eastAsia="Avenir Next"/>
           <w:color w:val="1A1A1A"/>
-          <w:sz w:val="20"/>
-          <w:szCs w:val="20"/>
-        </w:rPr>
-        <w:t xml:space="preserve">   Date</w:t>
-      </w:r>
-      <w:r>
-        <w:rPr>
-          <w:rFonts w:ascii="Avenir Next" w:hAnsi="Avenir Next" w:cs="Avenir Next" w:eastAsia="Avenir Next"/>
-          <w:color w:val="1A1A1A"/>
-          <w:sz w:val="20"/>
-          <w:szCs w:val="20"/>
-        </w:rPr>
-        <w:tab/>
-      </w:r>
-      <w:r>
-        <w:rPr>
-          <w:rFonts w:ascii="Avenir Next" w:hAnsi="Avenir Next" w:cs="Avenir Next" w:eastAsia="Avenir Next"/>
-          <w:color w:val="1A1A1A"/>
-          <w:sz w:val="20"/>
+          <w:sz w:val="22"/>
           <w:szCs w:val="20"/>
         </w:rPr>
         <w:t xml:space="preserve">   Period</w:t>
@@ -1730,7 +1735,7 @@
           <w:caps/>
           <w:color w:val="003A70"/>
           <w:spacing w:val="12"/>
-          <w:sz w:val="19"/>
+          <w:sz w:val="22"/>
           <w:szCs w:val="19"/>
         </w:rPr>
         <w:t xml:space="preserve">Lesson 7-7  ·  Homework Packet  ·  Sheet 2 of 2</w:t>
@@ -1738,6 +1743,7 @@
     </w:p>
     <w:p>
       <w:pPr>
+        <w:pStyle w:val="Heading1"/>
         <w:keepNext/>
         <w:spacing w:before="0" w:after="0" w:line="240" w:lineRule="auto"/>
       </w:pPr>
@@ -1763,7 +1769,7 @@
         <w:rPr>
           <w:rFonts w:ascii="Avenir Next" w:hAnsi="Avenir Next" w:cs="Avenir Next" w:eastAsia="Avenir Next"/>
           <w:color w:val="5A5F66"/>
-          <w:sz w:val="17"/>
+          <w:sz w:val="22"/>
           <w:szCs w:val="17"/>
         </w:rPr>
         <w:t xml:space="preserve">Maryland Standard 6.G.A.3   ·   Learning target — I can use a scale to find a missing dimension of a figure on the coordinate plane.</w:t>
@@ -1810,6 +1816,7 @@
           </w:tcPr>
           <w:p>
             <w:pPr>
+              <w:pStyle w:val="Heading2"/>
               <w:spacing w:before="0" w:after="0" w:line="240" w:lineRule="auto"/>
             </w:pPr>
             <w:r>
@@ -1837,44 +1844,44 @@
                 <w:rFonts w:ascii="Avenir Next" w:hAnsi="Avenir Next" w:cs="Avenir Next" w:eastAsia="Avenir Next"/>
                 <w:b/>
                 <w:color w:val="003A70"/>
+                <w:sz w:val="22"/>
+                <w:szCs w:val="18"/>
+              </w:rPr>
+              <w:t xml:space="preserve">•</w:t>
+            </w:r>
+            <w:r>
+              <w:rPr>
+                <w:rFonts w:ascii="Avenir Next" w:hAnsi="Avenir Next" w:cs="Avenir Next" w:eastAsia="Avenir Next"/>
+                <w:color w:val="1A1A1A"/>
                 <w:sz w:val="18"/>
                 <w:szCs w:val="18"/>
               </w:rPr>
-              <w:t xml:space="preserve">•</w:t>
-            </w:r>
-            <w:r>
-              <w:rPr>
-                <w:rFonts w:ascii="Avenir Next" w:hAnsi="Avenir Next" w:cs="Avenir Next" w:eastAsia="Avenir Next"/>
-                <w:color w:val="1A1A1A"/>
-                <w:sz w:val="18"/>
+              <w:tab/>
+            </w:r>
+            <w:r>
+              <w:rPr>
+                <w:rFonts w:ascii="Avenir Next" w:hAnsi="Avenir Next" w:cs="Avenir Next" w:eastAsia="Avenir Next"/>
+                <w:color w:val="1A1A1A"/>
+                <w:sz w:val="22"/>
                 <w:szCs w:val="18"/>
               </w:rPr>
-              <w:tab/>
-            </w:r>
-            <w:r>
-              <w:rPr>
-                <w:rFonts w:ascii="Avenir Next" w:hAnsi="Avenir Next" w:cs="Avenir Next" w:eastAsia="Avenir Next"/>
-                <w:color w:val="1A1A1A"/>
-                <w:sz w:val="18"/>
+              <w:t xml:space="preserve">A </w:t>
+            </w:r>
+            <w:r>
+              <w:rPr>
+                <w:rFonts w:ascii="Avenir Next" w:hAnsi="Avenir Next" w:cs="Avenir Next" w:eastAsia="Avenir Next"/>
+                <w:b/>
+                <w:color w:val="1A1A1A"/>
+                <w:sz w:val="22"/>
                 <w:szCs w:val="18"/>
               </w:rPr>
-              <w:t xml:space="preserve">A </w:t>
-            </w:r>
-            <w:r>
-              <w:rPr>
-                <w:rFonts w:ascii="Avenir Next" w:hAnsi="Avenir Next" w:cs="Avenir Next" w:eastAsia="Avenir Next"/>
-                <w:b/>
-                <w:color w:val="1A1A1A"/>
-                <w:sz w:val="18"/>
-                <w:szCs w:val="18"/>
-              </w:rPr>
               <w:t xml:space="preserve">scale</w:t>
             </w:r>
             <w:r>
               <w:rPr>
                 <w:rFonts w:ascii="Avenir Next" w:hAnsi="Avenir Next" w:cs="Avenir Next" w:eastAsia="Avenir Next"/>
                 <w:color w:val="1A1A1A"/>
-                <w:sz w:val="18"/>
+                <w:sz w:val="22"/>
                 <w:szCs w:val="18"/>
               </w:rPr>
               <w:t xml:space="preserve"> tells what 1 grid unit stands for, like 1 unit = 5 ft.</w:t>
@@ -1893,25 +1900,25 @@
                 <w:rFonts w:ascii="Avenir Next" w:hAnsi="Avenir Next" w:cs="Avenir Next" w:eastAsia="Avenir Next"/>
                 <w:b/>
                 <w:color w:val="003A70"/>
+                <w:sz w:val="22"/>
+                <w:szCs w:val="18"/>
+              </w:rPr>
+              <w:t xml:space="preserve">•</w:t>
+            </w:r>
+            <w:r>
+              <w:rPr>
+                <w:rFonts w:ascii="Avenir Next" w:hAnsi="Avenir Next" w:cs="Avenir Next" w:eastAsia="Avenir Next"/>
+                <w:color w:val="1A1A1A"/>
                 <w:sz w:val="18"/>
                 <w:szCs w:val="18"/>
               </w:rPr>
-              <w:t xml:space="preserve">•</w:t>
-            </w:r>
-            <w:r>
-              <w:rPr>
-                <w:rFonts w:ascii="Avenir Next" w:hAnsi="Avenir Next" w:cs="Avenir Next" w:eastAsia="Avenir Next"/>
-                <w:color w:val="1A1A1A"/>
-                <w:sz w:val="18"/>
-                <w:szCs w:val="18"/>
-              </w:rPr>
               <w:tab/>
             </w:r>
             <w:r>
               <w:rPr>
                 <w:rFonts w:ascii="Avenir Next" w:hAnsi="Avenir Next" w:cs="Avenir Next" w:eastAsia="Avenir Next"/>
                 <w:color w:val="1A1A1A"/>
-                <w:sz w:val="18"/>
+                <w:sz w:val="22"/>
                 <w:szCs w:val="18"/>
               </w:rPr>
               <w:t xml:space="preserve">Real length = grid units × scale.</w:t>
@@ -1930,25 +1937,25 @@
                 <w:rFonts w:ascii="Avenir Next" w:hAnsi="Avenir Next" w:cs="Avenir Next" w:eastAsia="Avenir Next"/>
                 <w:b/>
                 <w:color w:val="003A70"/>
+                <w:sz w:val="22"/>
+                <w:szCs w:val="18"/>
+              </w:rPr>
+              <w:t xml:space="preserve">•</w:t>
+            </w:r>
+            <w:r>
+              <w:rPr>
+                <w:rFonts w:ascii="Avenir Next" w:hAnsi="Avenir Next" w:cs="Avenir Next" w:eastAsia="Avenir Next"/>
+                <w:color w:val="1A1A1A"/>
                 <w:sz w:val="18"/>
                 <w:szCs w:val="18"/>
               </w:rPr>
-              <w:t xml:space="preserve">•</w:t>
-            </w:r>
-            <w:r>
-              <w:rPr>
-                <w:rFonts w:ascii="Avenir Next" w:hAnsi="Avenir Next" w:cs="Avenir Next" w:eastAsia="Avenir Next"/>
-                <w:color w:val="1A1A1A"/>
-                <w:sz w:val="18"/>
-                <w:szCs w:val="18"/>
-              </w:rPr>
               <w:tab/>
             </w:r>
             <w:r>
               <w:rPr>
                 <w:rFonts w:ascii="Avenir Next" w:hAnsi="Avenir Next" w:cs="Avenir Next" w:eastAsia="Avenir Next"/>
                 <w:color w:val="1A1A1A"/>
-                <w:sz w:val="18"/>
+                <w:sz w:val="22"/>
                 <w:szCs w:val="18"/>
               </w:rPr>
               <w:t xml:space="preserve">Missing side = area ÷ known side.</w:t>
@@ -1963,6 +1970,7 @@
           </w:tcPr>
           <w:p>
             <w:pPr>
+              <w:pStyle w:val="Heading2"/>
               <w:spacing w:before="0" w:after="0" w:line="240" w:lineRule="auto"/>
             </w:pPr>
             <w:r>
@@ -1985,7 +1993,7 @@
               <w:rPr>
                 <w:rFonts w:ascii="Avenir Next" w:hAnsi="Avenir Next" w:cs="Avenir Next" w:eastAsia="Avenir Next"/>
                 <w:color w:val="1A1A1A"/>
-                <w:sz w:val="17"/>
+                <w:sz w:val="22"/>
                 <w:szCs w:val="17"/>
               </w:rPr>
               <w:t xml:space="preserve">1 unit = 5 ft. A rectangle’s sides run from (−2, 3) to (4, 3) and from (4, 3) to (4, −1). Find its real size.</w:t>
@@ -2004,25 +2012,25 @@
                 <w:rFonts w:ascii="Avenir Next" w:hAnsi="Avenir Next" w:cs="Avenir Next" w:eastAsia="Avenir Next"/>
                 <w:b/>
                 <w:color w:val="003A70"/>
+                <w:sz w:val="22"/>
+                <w:szCs w:val="17"/>
+              </w:rPr>
+              <w:t xml:space="preserve">Step 1</w:t>
+            </w:r>
+            <w:r>
+              <w:rPr>
+                <w:rFonts w:ascii="Avenir Next" w:hAnsi="Avenir Next" w:cs="Avenir Next" w:eastAsia="Avenir Next"/>
+                <w:color w:val="1A1A1A"/>
                 <w:sz w:val="17"/>
                 <w:szCs w:val="17"/>
               </w:rPr>
-              <w:t xml:space="preserve">Step 1</w:t>
-            </w:r>
-            <w:r>
-              <w:rPr>
-                <w:rFonts w:ascii="Avenir Next" w:hAnsi="Avenir Next" w:cs="Avenir Next" w:eastAsia="Avenir Next"/>
-                <w:color w:val="1A1A1A"/>
-                <w:sz w:val="17"/>
-                <w:szCs w:val="17"/>
-              </w:rPr>
               <w:tab/>
             </w:r>
             <w:r>
               <w:rPr>
                 <w:rFonts w:ascii="Avenir Next" w:hAnsi="Avenir Next" w:cs="Avenir Next" w:eastAsia="Avenir Next"/>
                 <w:color w:val="1A1A1A"/>
-                <w:sz w:val="17"/>
+                <w:sz w:val="22"/>
                 <w:szCs w:val="17"/>
               </w:rPr>
               <w:t xml:space="preserve">Top: 2 + 4 = 6 units. 6 × 5 = 30 ft.</w:t>
@@ -2041,25 +2049,25 @@
                 <w:rFonts w:ascii="Avenir Next" w:hAnsi="Avenir Next" w:cs="Avenir Next" w:eastAsia="Avenir Next"/>
                 <w:b/>
                 <w:color w:val="003A70"/>
+                <w:sz w:val="22"/>
+                <w:szCs w:val="17"/>
+              </w:rPr>
+              <w:t xml:space="preserve">Step 2</w:t>
+            </w:r>
+            <w:r>
+              <w:rPr>
+                <w:rFonts w:ascii="Avenir Next" w:hAnsi="Avenir Next" w:cs="Avenir Next" w:eastAsia="Avenir Next"/>
+                <w:color w:val="1A1A1A"/>
                 <w:sz w:val="17"/>
                 <w:szCs w:val="17"/>
               </w:rPr>
-              <w:t xml:space="preserve">Step 2</w:t>
-            </w:r>
-            <w:r>
-              <w:rPr>
-                <w:rFonts w:ascii="Avenir Next" w:hAnsi="Avenir Next" w:cs="Avenir Next" w:eastAsia="Avenir Next"/>
-                <w:color w:val="1A1A1A"/>
-                <w:sz w:val="17"/>
-                <w:szCs w:val="17"/>
-              </w:rPr>
               <w:tab/>
             </w:r>
             <w:r>
               <w:rPr>
                 <w:rFonts w:ascii="Avenir Next" w:hAnsi="Avenir Next" w:cs="Avenir Next" w:eastAsia="Avenir Next"/>
                 <w:color w:val="1A1A1A"/>
-                <w:sz w:val="17"/>
+                <w:sz w:val="22"/>
                 <w:szCs w:val="17"/>
               </w:rPr>
               <w:t xml:space="preserve">Side: 3 + 1 = 4 units. 4 × 5 = 20 ft.</w:t>
@@ -2078,18 +2086,18 @@
                 <w:rFonts w:ascii="Avenir Next" w:hAnsi="Avenir Next" w:cs="Avenir Next" w:eastAsia="Avenir Next"/>
                 <w:b/>
                 <w:color w:val="1A1A1A"/>
+                <w:sz w:val="22"/>
+                <w:szCs w:val="17"/>
+              </w:rPr>
+              <w:t xml:space="preserve">Answer</w:t>
+            </w:r>
+            <w:r>
+              <w:rPr>
+                <w:rFonts w:ascii="Avenir Next" w:hAnsi="Avenir Next" w:cs="Avenir Next" w:eastAsia="Avenir Next"/>
+                <w:color w:val="1A1A1A"/>
                 <w:sz w:val="17"/>
                 <w:szCs w:val="17"/>
               </w:rPr>
-              <w:t xml:space="preserve">Answer</w:t>
-            </w:r>
-            <w:r>
-              <w:rPr>
-                <w:rFonts w:ascii="Avenir Next" w:hAnsi="Avenir Next" w:cs="Avenir Next" w:eastAsia="Avenir Next"/>
-                <w:color w:val="1A1A1A"/>
-                <w:sz w:val="17"/>
-                <w:szCs w:val="17"/>
-              </w:rPr>
               <w:tab/>
             </w:r>
             <w:r>
@@ -2097,7 +2105,7 @@
                 <w:rFonts w:ascii="Avenir Next" w:hAnsi="Avenir Next" w:cs="Avenir Next" w:eastAsia="Avenir Next"/>
                 <w:b/>
                 <w:color w:val="1A1A1A"/>
-                <w:sz w:val="17"/>
+                <w:sz w:val="22"/>
                 <w:szCs w:val="17"/>
               </w:rPr>
               <w:t xml:space="preserve">30 ft by 20 ft</w:t>
@@ -2108,6 +2116,7 @@
     </w:tbl>
     <w:p>
       <w:pPr>
+        <w:pStyle w:val="Heading2"/>
         <w:keepNext/>
         <w:pBdr>
           <w:bottom w:val="single" w:sz="8" w:space="3" w:color="003A70"/>
@@ -2123,7 +2132,7 @@
           <w:b/>
           <w:color w:val="003A70"/>
           <w:spacing w:val="14"/>
-          <w:sz w:val="19"/>
+          <w:sz w:val="22"/>
           <w:szCs w:val="19"/>
         </w:rPr>
         <w:t xml:space="preserve">PRACTICE</w:t>
@@ -2142,7 +2151,7 @@
           <w:rFonts w:ascii="Avenir Next" w:hAnsi="Avenir Next" w:cs="Avenir Next" w:eastAsia="Avenir Next"/>
           <w:i/>
           <w:color w:val="5A5F66"/>
-          <w:sz w:val="17"/>
+          <w:sz w:val="22"/>
           <w:szCs w:val="17"/>
         </w:rPr>
         <w:t xml:space="preserve">show your work · label units</w:t>
@@ -2201,7 +2210,7 @@
                 <w:rFonts w:ascii="Avenir Next" w:hAnsi="Avenir Next" w:cs="Avenir Next" w:eastAsia="Avenir Next"/>
                 <w:b/>
                 <w:color w:val="1A1A1A"/>
-                <w:sz w:val="20"/>
+                <w:sz w:val="22"/>
                 <w:szCs w:val="20"/>
               </w:rPr>
               <w:t xml:space="preserve">1.</w:t>
@@ -2220,7 +2229,7 @@
                 <w:rFonts w:ascii="Avenir Next" w:hAnsi="Avenir Next" w:cs="Avenir Next" w:eastAsia="Avenir Next"/>
                 <w:b/>
                 <w:color w:val="1A1A1A"/>
-                <w:sz w:val="20"/>
+                <w:sz w:val="22"/>
                 <w:szCs w:val="20"/>
               </w:rPr>
               <w:t xml:space="preserve">Court Plan.  </w:t>
@@ -2229,7 +2238,7 @@
               <w:rPr>
                 <w:rFonts w:ascii="Avenir Next" w:hAnsi="Avenir Next" w:cs="Avenir Next" w:eastAsia="Avenir Next"/>
                 <w:color w:val="1A1A1A"/>
-                <w:sz w:val="20"/>
+                <w:sz w:val="22"/>
                 <w:szCs w:val="20"/>
               </w:rPr>
               <w:t xml:space="preserve">On this plan, 1 unit = 5 ft. Side AB of a court is drawn. The court must cover 1,200 ft².</w:t>
@@ -2249,7 +2258,7 @@
                 <w:rFonts w:ascii="Avenir Next" w:hAnsi="Avenir Next" w:cs="Avenir Next" w:eastAsia="Avenir Next"/>
                 <w:b/>
                 <w:color w:val="003A70"/>
-                <w:sz w:val="20"/>
+                <w:sz w:val="22"/>
                 <w:szCs w:val="20"/>
               </w:rPr>
               <w:t xml:space="preserve">a.</w:t>
@@ -2267,7 +2276,7 @@
               <w:rPr>
                 <w:rFonts w:ascii="Avenir Next" w:hAnsi="Avenir Next" w:cs="Avenir Next" w:eastAsia="Avenir Next"/>
                 <w:color w:val="1A1A1A"/>
-                <w:sz w:val="20"/>
+                <w:sz w:val="22"/>
                 <w:szCs w:val="20"/>
               </w:rPr>
               <w:t xml:space="preserve">AB in grid units</w:t>
@@ -2295,7 +2304,7 @@
               <w:rPr>
                 <w:rFonts w:ascii="Avenir Next" w:hAnsi="Avenir Next" w:cs="Avenir Next" w:eastAsia="Avenir Next"/>
                 <w:color w:val="1A1A1A"/>
-                <w:sz w:val="20"/>
+                <w:sz w:val="22"/>
                 <w:szCs w:val="20"/>
               </w:rPr>
               <w:t xml:space="preserve"> units</w:t>
@@ -2315,7 +2324,7 @@
                 <w:rFonts w:ascii="Avenir Next" w:hAnsi="Avenir Next" w:cs="Avenir Next" w:eastAsia="Avenir Next"/>
                 <w:b/>
                 <w:color w:val="003A70"/>
-                <w:sz w:val="20"/>
+                <w:sz w:val="22"/>
                 <w:szCs w:val="20"/>
               </w:rPr>
               <w:t xml:space="preserve">b.</w:t>
@@ -2333,7 +2342,7 @@
               <w:rPr>
                 <w:rFonts w:ascii="Avenir Next" w:hAnsi="Avenir Next" w:cs="Avenir Next" w:eastAsia="Avenir Next"/>
                 <w:color w:val="1A1A1A"/>
-                <w:sz w:val="20"/>
+                <w:sz w:val="22"/>
                 <w:szCs w:val="20"/>
               </w:rPr>
               <w:t xml:space="preserve">AB in feet</w:t>
@@ -2361,7 +2370,7 @@
               <w:rPr>
                 <w:rFonts w:ascii="Avenir Next" w:hAnsi="Avenir Next" w:cs="Avenir Next" w:eastAsia="Avenir Next"/>
                 <w:color w:val="1A1A1A"/>
-                <w:sz w:val="20"/>
+                <w:sz w:val="22"/>
                 <w:szCs w:val="20"/>
               </w:rPr>
               <w:t xml:space="preserve"> ft</w:t>
@@ -2381,7 +2390,7 @@
                 <w:rFonts w:ascii="Avenir Next" w:hAnsi="Avenir Next" w:cs="Avenir Next" w:eastAsia="Avenir Next"/>
                 <w:b/>
                 <w:color w:val="003A70"/>
-                <w:sz w:val="20"/>
+                <w:sz w:val="22"/>
                 <w:szCs w:val="20"/>
               </w:rPr>
               <w:t xml:space="preserve">c.</w:t>
@@ -2399,7 +2408,7 @@
               <w:rPr>
                 <w:rFonts w:ascii="Avenir Next" w:hAnsi="Avenir Next" w:cs="Avenir Next" w:eastAsia="Avenir Next"/>
                 <w:color w:val="1A1A1A"/>
-                <w:sz w:val="20"/>
+                <w:sz w:val="22"/>
                 <w:szCs w:val="20"/>
               </w:rPr>
               <w:t xml:space="preserve">Other side in feet</w:t>
@@ -2427,7 +2436,7 @@
               <w:rPr>
                 <w:rFonts w:ascii="Avenir Next" w:hAnsi="Avenir Next" w:cs="Avenir Next" w:eastAsia="Avenir Next"/>
                 <w:color w:val="1A1A1A"/>
-                <w:sz w:val="20"/>
+                <w:sz w:val="22"/>
                 <w:szCs w:val="20"/>
               </w:rPr>
               <w:t xml:space="preserve"> ft</w:t>
@@ -2447,7 +2456,7 @@
                 <w:rFonts w:ascii="Avenir Next" w:hAnsi="Avenir Next" w:cs="Avenir Next" w:eastAsia="Avenir Next"/>
                 <w:b/>
                 <w:color w:val="003A70"/>
-                <w:sz w:val="20"/>
+                <w:sz w:val="22"/>
                 <w:szCs w:val="20"/>
               </w:rPr>
               <w:t xml:space="preserve">d.</w:t>
@@ -2465,7 +2474,7 @@
               <w:rPr>
                 <w:rFonts w:ascii="Avenir Next" w:hAnsi="Avenir Next" w:cs="Avenir Next" w:eastAsia="Avenir Next"/>
                 <w:color w:val="1A1A1A"/>
-                <w:sz w:val="20"/>
+                <w:sz w:val="22"/>
                 <w:szCs w:val="20"/>
               </w:rPr>
               <w:t xml:space="preserve">Other side in grid units</w:t>
@@ -2493,7 +2502,7 @@
               <w:rPr>
                 <w:rFonts w:ascii="Avenir Next" w:hAnsi="Avenir Next" w:cs="Avenir Next" w:eastAsia="Avenir Next"/>
                 <w:color w:val="1A1A1A"/>
-                <w:sz w:val="20"/>
+                <w:sz w:val="22"/>
                 <w:szCs w:val="20"/>
               </w:rPr>
               <w:t xml:space="preserve"> units</w:t>
@@ -2517,7 +2526,7 @@
               <w:drawing>
                 <wp:inline distT="0" distB="0" distL="0" distR="0">
                   <wp:extent cx="1828800" cy="1845128"/>
-                  <wp:docPr id="3" name="Figure 3"/>
+                  <wp:docPr id="3" name="Figure 3" descr="Coordinate grid. Horizontal axis x: -5 to 5, ticks every 1. Vertical axis y: -5 to 5, ticks every 1. Points: x: -3; y: 4; label: A, x: -3; y: -2; label: B. Segments: -3, 4, -3, -2."/>
                   <a:graphic xmlns:a="http://schemas.openxmlformats.org/drawingml/2006/main">
                     <a:graphicData uri="http://schemas.openxmlformats.org/drawingml/2006/picture">
                       <pic:pic xmlns:pic="http://schemas.openxmlformats.org/drawingml/2006/picture">
@@ -2569,25 +2578,25 @@
           <w:rFonts w:ascii="Avenir Next" w:hAnsi="Avenir Next" w:cs="Avenir Next" w:eastAsia="Avenir Next"/>
           <w:b/>
           <w:color w:val="1A1A1A"/>
+          <w:sz w:val="22"/>
+          <w:szCs w:val="20"/>
+        </w:rPr>
+        <w:t xml:space="preserve">2.</w:t>
+      </w:r>
+      <w:r>
+        <w:rPr>
+          <w:rFonts w:ascii="Avenir Next" w:hAnsi="Avenir Next" w:cs="Avenir Next" w:eastAsia="Avenir Next"/>
+          <w:color w:val="1A1A1A"/>
           <w:sz w:val="20"/>
           <w:szCs w:val="20"/>
         </w:rPr>
-        <w:t xml:space="preserve">2.</w:t>
-      </w:r>
-      <w:r>
-        <w:rPr>
-          <w:rFonts w:ascii="Avenir Next" w:hAnsi="Avenir Next" w:cs="Avenir Next" w:eastAsia="Avenir Next"/>
-          <w:color w:val="1A1A1A"/>
-          <w:sz w:val="20"/>
-          <w:szCs w:val="20"/>
-        </w:rPr>
         <w:tab/>
       </w:r>
       <w:r>
         <w:rPr>
           <w:rFonts w:ascii="Avenir Next" w:hAnsi="Avenir Next" w:cs="Avenir Next" w:eastAsia="Avenir Next"/>
           <w:color w:val="1A1A1A"/>
-          <w:sz w:val="20"/>
+          <w:sz w:val="22"/>
           <w:szCs w:val="20"/>
         </w:rPr>
         <w:t xml:space="preserve">On a map, 1 grid unit = 4 meters.</w:t>
@@ -2642,7 +2651,7 @@
                 <w:rFonts w:ascii="Avenir Next" w:hAnsi="Avenir Next" w:cs="Avenir Next" w:eastAsia="Avenir Next"/>
                 <w:b/>
                 <w:color w:val="003A70"/>
-                <w:sz w:val="20"/>
+                <w:sz w:val="22"/>
                 <w:szCs w:val="20"/>
               </w:rPr>
               <w:t xml:space="preserve">a.</w:t>
@@ -2660,7 +2669,7 @@
               <w:rPr>
                 <w:rFonts w:ascii="Avenir Next" w:hAnsi="Avenir Next" w:cs="Avenir Next" w:eastAsia="Avenir Next"/>
                 <w:color w:val="1A1A1A"/>
-                <w:sz w:val="20"/>
+                <w:sz w:val="22"/>
                 <w:szCs w:val="20"/>
               </w:rPr>
               <w:t xml:space="preserve">7 units =</w:t>
@@ -2688,7 +2697,7 @@
               <w:rPr>
                 <w:rFonts w:ascii="Avenir Next" w:hAnsi="Avenir Next" w:cs="Avenir Next" w:eastAsia="Avenir Next"/>
                 <w:color w:val="1A1A1A"/>
-                <w:sz w:val="20"/>
+                <w:sz w:val="22"/>
                 <w:szCs w:val="20"/>
               </w:rPr>
               <w:t xml:space="preserve"> m</w:t>
@@ -2713,7 +2722,7 @@
                 <w:rFonts w:ascii="Avenir Next" w:hAnsi="Avenir Next" w:cs="Avenir Next" w:eastAsia="Avenir Next"/>
                 <w:b/>
                 <w:color w:val="003A70"/>
-                <w:sz w:val="20"/>
+                <w:sz w:val="22"/>
                 <w:szCs w:val="20"/>
               </w:rPr>
               <w:t xml:space="preserve">b.</w:t>
@@ -2731,7 +2740,7 @@
               <w:rPr>
                 <w:rFonts w:ascii="Avenir Next" w:hAnsi="Avenir Next" w:cs="Avenir Next" w:eastAsia="Avenir Next"/>
                 <w:color w:val="1A1A1A"/>
-                <w:sz w:val="20"/>
+                <w:sz w:val="22"/>
                 <w:szCs w:val="20"/>
               </w:rPr>
               <w:t xml:space="preserve">36 m =</w:t>
@@ -2759,7 +2768,7 @@
               <w:rPr>
                 <w:rFonts w:ascii="Avenir Next" w:hAnsi="Avenir Next" w:cs="Avenir Next" w:eastAsia="Avenir Next"/>
                 <w:color w:val="1A1A1A"/>
-                <w:sz w:val="20"/>
+                <w:sz w:val="22"/>
                 <w:szCs w:val="20"/>
               </w:rPr>
               <w:t xml:space="preserve"> units</w:t>
@@ -2787,18 +2796,18 @@
           <w:rFonts w:ascii="Avenir Next" w:hAnsi="Avenir Next" w:cs="Avenir Next" w:eastAsia="Avenir Next"/>
           <w:b/>
           <w:color w:val="1A1A1A"/>
+          <w:sz w:val="22"/>
+          <w:szCs w:val="20"/>
+        </w:rPr>
+        <w:t xml:space="preserve">3.</w:t>
+      </w:r>
+      <w:r>
+        <w:rPr>
+          <w:rFonts w:ascii="Avenir Next" w:hAnsi="Avenir Next" w:cs="Avenir Next" w:eastAsia="Avenir Next"/>
+          <w:color w:val="1A1A1A"/>
           <w:sz w:val="20"/>
           <w:szCs w:val="20"/>
         </w:rPr>
-        <w:t xml:space="preserve">3.</w:t>
-      </w:r>
-      <w:r>
-        <w:rPr>
-          <w:rFonts w:ascii="Avenir Next" w:hAnsi="Avenir Next" w:cs="Avenir Next" w:eastAsia="Avenir Next"/>
-          <w:color w:val="1A1A1A"/>
-          <w:sz w:val="20"/>
-          <w:szCs w:val="20"/>
-        </w:rPr>
         <w:tab/>
       </w:r>
       <w:r>
@@ -2806,7 +2815,7 @@
           <w:rFonts w:ascii="Avenir Next" w:hAnsi="Avenir Next" w:cs="Avenir Next" w:eastAsia="Avenir Next"/>
           <w:b/>
           <w:color w:val="1A1A1A"/>
-          <w:sz w:val="20"/>
+          <w:sz w:val="22"/>
           <w:szCs w:val="20"/>
         </w:rPr>
         <w:t xml:space="preserve">Patio.  </w:t>
@@ -2815,7 +2824,7 @@
         <w:rPr>
           <w:rFonts w:ascii="Avenir Next" w:hAnsi="Avenir Next" w:cs="Avenir Next" w:eastAsia="Avenir Next"/>
           <w:color w:val="1A1A1A"/>
-          <w:sz w:val="20"/>
+          <w:sz w:val="22"/>
           <w:szCs w:val="20"/>
         </w:rPr>
         <w:t xml:space="preserve">A patio on a plan is 7 units by 5 units. 1 unit = 2 ft. Find the real area.</w:t>
@@ -2834,25 +2843,25 @@
           <w:rFonts w:ascii="Avenir Next" w:hAnsi="Avenir Next" w:cs="Avenir Next" w:eastAsia="Avenir Next"/>
           <w:b/>
           <w:color w:val="1A1A1A"/>
+          <w:sz w:val="22"/>
+          <w:szCs w:val="18"/>
+        </w:rPr>
+        <w:t xml:space="preserve">Answer</w:t>
+      </w:r>
+      <w:r>
+        <w:rPr>
+          <w:rFonts w:ascii="Avenir Next" w:hAnsi="Avenir Next" w:cs="Avenir Next" w:eastAsia="Avenir Next"/>
+          <w:color w:val="1A1A1A"/>
           <w:sz w:val="18"/>
           <w:szCs w:val="18"/>
         </w:rPr>
-        <w:t xml:space="preserve">Answer</w:t>
-      </w:r>
-      <w:r>
-        <w:rPr>
-          <w:rFonts w:ascii="Avenir Next" w:hAnsi="Avenir Next" w:cs="Avenir Next" w:eastAsia="Avenir Next"/>
-          <w:color w:val="1A1A1A"/>
-          <w:sz w:val="18"/>
-          <w:szCs w:val="18"/>
-        </w:rPr>
         <w:tab/>
       </w:r>
       <w:r>
         <w:rPr>
           <w:rFonts w:ascii="Avenir Next" w:hAnsi="Avenir Next" w:cs="Avenir Next" w:eastAsia="Avenir Next"/>
           <w:color w:val="1A1A1A"/>
-          <w:sz w:val="18"/>
+          <w:sz w:val="22"/>
           <w:szCs w:val="18"/>
         </w:rPr>
         <w:t xml:space="preserve">  ft²</w:t>
@@ -2877,18 +2886,18 @@
           <w:rFonts w:ascii="Avenir Next" w:hAnsi="Avenir Next" w:cs="Avenir Next" w:eastAsia="Avenir Next"/>
           <w:b/>
           <w:color w:val="1A1A1A"/>
+          <w:sz w:val="22"/>
+          <w:szCs w:val="20"/>
+        </w:rPr>
+        <w:t xml:space="preserve">4.</w:t>
+      </w:r>
+      <w:r>
+        <w:rPr>
+          <w:rFonts w:ascii="Avenir Next" w:hAnsi="Avenir Next" w:cs="Avenir Next" w:eastAsia="Avenir Next"/>
+          <w:color w:val="1A1A1A"/>
           <w:sz w:val="20"/>
           <w:szCs w:val="20"/>
         </w:rPr>
-        <w:t xml:space="preserve">4.</w:t>
-      </w:r>
-      <w:r>
-        <w:rPr>
-          <w:rFonts w:ascii="Avenir Next" w:hAnsi="Avenir Next" w:cs="Avenir Next" w:eastAsia="Avenir Next"/>
-          <w:color w:val="1A1A1A"/>
-          <w:sz w:val="20"/>
-          <w:szCs w:val="20"/>
-        </w:rPr>
         <w:tab/>
       </w:r>
       <w:r>
@@ -2896,7 +2905,7 @@
           <w:rFonts w:ascii="Avenir Next" w:hAnsi="Avenir Next" w:cs="Avenir Next" w:eastAsia="Avenir Next"/>
           <w:b/>
           <w:color w:val="1A1A1A"/>
-          <w:sz w:val="20"/>
+          <w:sz w:val="22"/>
           <w:szCs w:val="20"/>
         </w:rPr>
         <w:t xml:space="preserve">Bedroom.  </w:t>
@@ -2905,7 +2914,7 @@
         <w:rPr>
           <w:rFonts w:ascii="Avenir Next" w:hAnsi="Avenir Next" w:cs="Avenir Next" w:eastAsia="Avenir Next"/>
           <w:color w:val="1A1A1A"/>
-          <w:sz w:val="20"/>
+          <w:sz w:val="22"/>
           <w:szCs w:val="20"/>
         </w:rPr>
         <w:t xml:space="preserve">On a plan, 1 unit = 3 ft. A room has corners at (−2, 4), (2, 4), (2, −1), and (−2, −1). Find its real perimeter.</w:t>
@@ -2924,25 +2933,25 @@
           <w:rFonts w:ascii="Avenir Next" w:hAnsi="Avenir Next" w:cs="Avenir Next" w:eastAsia="Avenir Next"/>
           <w:b/>
           <w:color w:val="1A1A1A"/>
+          <w:sz w:val="22"/>
+          <w:szCs w:val="18"/>
+        </w:rPr>
+        <w:t xml:space="preserve">Answer</w:t>
+      </w:r>
+      <w:r>
+        <w:rPr>
+          <w:rFonts w:ascii="Avenir Next" w:hAnsi="Avenir Next" w:cs="Avenir Next" w:eastAsia="Avenir Next"/>
+          <w:color w:val="1A1A1A"/>
           <w:sz w:val="18"/>
           <w:szCs w:val="18"/>
         </w:rPr>
-        <w:t xml:space="preserve">Answer</w:t>
-      </w:r>
-      <w:r>
-        <w:rPr>
-          <w:rFonts w:ascii="Avenir Next" w:hAnsi="Avenir Next" w:cs="Avenir Next" w:eastAsia="Avenir Next"/>
-          <w:color w:val="1A1A1A"/>
-          <w:sz w:val="18"/>
-          <w:szCs w:val="18"/>
-        </w:rPr>
         <w:tab/>
       </w:r>
       <w:r>
         <w:rPr>
           <w:rFonts w:ascii="Avenir Next" w:hAnsi="Avenir Next" w:cs="Avenir Next" w:eastAsia="Avenir Next"/>
           <w:color w:val="1A1A1A"/>
-          <w:sz w:val="18"/>
+          <w:sz w:val="22"/>
           <w:szCs w:val="18"/>
         </w:rPr>
         <w:t xml:space="preserve">  ft</w:t>
@@ -2967,18 +2976,18 @@
           <w:rFonts w:ascii="Avenir Next" w:hAnsi="Avenir Next" w:cs="Avenir Next" w:eastAsia="Avenir Next"/>
           <w:b/>
           <w:color w:val="1A1A1A"/>
+          <w:sz w:val="22"/>
+          <w:szCs w:val="20"/>
+        </w:rPr>
+        <w:t xml:space="preserve">5.</w:t>
+      </w:r>
+      <w:r>
+        <w:rPr>
+          <w:rFonts w:ascii="Avenir Next" w:hAnsi="Avenir Next" w:cs="Avenir Next" w:eastAsia="Avenir Next"/>
+          <w:color w:val="1A1A1A"/>
           <w:sz w:val="20"/>
           <w:szCs w:val="20"/>
         </w:rPr>
-        <w:t xml:space="preserve">5.</w:t>
-      </w:r>
-      <w:r>
-        <w:rPr>
-          <w:rFonts w:ascii="Avenir Next" w:hAnsi="Avenir Next" w:cs="Avenir Next" w:eastAsia="Avenir Next"/>
-          <w:color w:val="1A1A1A"/>
-          <w:sz w:val="20"/>
-          <w:szCs w:val="20"/>
-        </w:rPr>
         <w:tab/>
       </w:r>
       <w:r>
@@ -2986,7 +2995,7 @@
           <w:rFonts w:ascii="Avenir Next" w:hAnsi="Avenir Next" w:cs="Avenir Next" w:eastAsia="Avenir Next"/>
           <w:b/>
           <w:color w:val="1A1A1A"/>
-          <w:sz w:val="20"/>
+          <w:sz w:val="22"/>
           <w:szCs w:val="20"/>
         </w:rPr>
         <w:t xml:space="preserve">Find the Error.  </w:t>
@@ -2995,7 +3004,7 @@
         <w:rPr>
           <w:rFonts w:ascii="Avenir Next" w:hAnsi="Avenir Next" w:cs="Avenir Next" w:eastAsia="Avenir Next"/>
           <w:color w:val="1A1A1A"/>
-          <w:sz w:val="20"/>
+          <w:sz w:val="22"/>
           <w:szCs w:val="20"/>
         </w:rPr>
         <w:t xml:space="preserve">If 1 unit = 3 ft, Lily says (−4, 1) to (5, 1) is 3 ft. Explain her error. Fix it.</w:t>
@@ -3074,6 +3083,7 @@
     </w:p>
     <w:p>
       <w:pPr>
+        <w:pStyle w:val="Heading2"/>
         <w:keepNext/>
         <w:pBdr>
           <w:bottom w:val="single" w:sz="8" w:space="3" w:color="003A70"/>
@@ -3089,7 +3099,7 @@
           <w:b/>
           <w:color w:val="003A70"/>
           <w:spacing w:val="14"/>
-          <w:sz w:val="19"/>
+          <w:sz w:val="22"/>
           <w:szCs w:val="19"/>
         </w:rPr>
         <w:t xml:space="preserve">TEST PRACTICE</w:t>
@@ -3108,7 +3118,7 @@
           <w:rFonts w:ascii="Avenir Next" w:hAnsi="Avenir Next" w:cs="Avenir Next" w:eastAsia="Avenir Next"/>
           <w:i/>
           <w:color w:val="5A5F66"/>
-          <w:sz w:val="17"/>
+          <w:sz w:val="22"/>
           <w:szCs w:val="17"/>
         </w:rPr>
         <w:t xml:space="preserve">choose the best answer</w:t>
@@ -3128,25 +3138,25 @@
           <w:rFonts w:ascii="Avenir Next" w:hAnsi="Avenir Next" w:cs="Avenir Next" w:eastAsia="Avenir Next"/>
           <w:b/>
           <w:color w:val="1A1A1A"/>
+          <w:sz w:val="22"/>
+          <w:szCs w:val="20"/>
+        </w:rPr>
+        <w:t xml:space="preserve">6.</w:t>
+      </w:r>
+      <w:r>
+        <w:rPr>
+          <w:rFonts w:ascii="Avenir Next" w:hAnsi="Avenir Next" w:cs="Avenir Next" w:eastAsia="Avenir Next"/>
+          <w:color w:val="1A1A1A"/>
           <w:sz w:val="20"/>
           <w:szCs w:val="20"/>
         </w:rPr>
-        <w:t xml:space="preserve">6.</w:t>
-      </w:r>
-      <w:r>
-        <w:rPr>
-          <w:rFonts w:ascii="Avenir Next" w:hAnsi="Avenir Next" w:cs="Avenir Next" w:eastAsia="Avenir Next"/>
-          <w:color w:val="1A1A1A"/>
-          <w:sz w:val="20"/>
-          <w:szCs w:val="20"/>
-        </w:rPr>
         <w:tab/>
       </w:r>
       <w:r>
         <w:rPr>
           <w:rFonts w:ascii="Avenir Next" w:hAnsi="Avenir Next" w:cs="Avenir Next" w:eastAsia="Avenir Next"/>
           <w:color w:val="1A1A1A"/>
-          <w:sz w:val="20"/>
+          <w:sz w:val="22"/>
           <w:szCs w:val="20"/>
         </w:rPr>
         <w:t xml:space="preserve">A plan uses 1 unit = 6 m. A side is 5 units long. How long is the real side?</w:t>
@@ -3202,25 +3212,25 @@
                 <w:rFonts w:ascii="Avenir Next" w:hAnsi="Avenir Next" w:cs="Avenir Next" w:eastAsia="Avenir Next"/>
                 <w:b/>
                 <w:color w:val="003A70"/>
+                <w:sz w:val="22"/>
+                <w:szCs w:val="19"/>
+              </w:rPr>
+              <w:t xml:space="preserve">A</w:t>
+            </w:r>
+            <w:r>
+              <w:rPr>
+                <w:rFonts w:ascii="Avenir Next" w:hAnsi="Avenir Next" w:cs="Avenir Next" w:eastAsia="Avenir Next"/>
+                <w:color w:val="1A1A1A"/>
                 <w:sz w:val="19"/>
                 <w:szCs w:val="19"/>
               </w:rPr>
-              <w:t xml:space="preserve">A</w:t>
-            </w:r>
-            <w:r>
-              <w:rPr>
-                <w:rFonts w:ascii="Avenir Next" w:hAnsi="Avenir Next" w:cs="Avenir Next" w:eastAsia="Avenir Next"/>
-                <w:color w:val="1A1A1A"/>
-                <w:sz w:val="19"/>
-                <w:szCs w:val="19"/>
-              </w:rPr>
               <w:tab/>
             </w:r>
             <w:r>
               <w:rPr>
                 <w:rFonts w:ascii="Avenir Next" w:hAnsi="Avenir Next" w:cs="Avenir Next" w:eastAsia="Avenir Next"/>
                 <w:color w:val="1A1A1A"/>
-                <w:sz w:val="19"/>
+                <w:sz w:val="22"/>
                 <w:szCs w:val="19"/>
               </w:rPr>
               <w:t xml:space="preserve">11 m</w:t>
@@ -3245,25 +3255,25 @@
                 <w:rFonts w:ascii="Avenir Next" w:hAnsi="Avenir Next" w:cs="Avenir Next" w:eastAsia="Avenir Next"/>
                 <w:b/>
                 <w:color w:val="003A70"/>
+                <w:sz w:val="22"/>
+                <w:szCs w:val="19"/>
+              </w:rPr>
+              <w:t xml:space="preserve">B</w:t>
+            </w:r>
+            <w:r>
+              <w:rPr>
+                <w:rFonts w:ascii="Avenir Next" w:hAnsi="Avenir Next" w:cs="Avenir Next" w:eastAsia="Avenir Next"/>
+                <w:color w:val="1A1A1A"/>
                 <w:sz w:val="19"/>
                 <w:szCs w:val="19"/>
               </w:rPr>
-              <w:t xml:space="preserve">B</w:t>
-            </w:r>
-            <w:r>
-              <w:rPr>
-                <w:rFonts w:ascii="Avenir Next" w:hAnsi="Avenir Next" w:cs="Avenir Next" w:eastAsia="Avenir Next"/>
-                <w:color w:val="1A1A1A"/>
-                <w:sz w:val="19"/>
-                <w:szCs w:val="19"/>
-              </w:rPr>
               <w:tab/>
             </w:r>
             <w:r>
               <w:rPr>
                 <w:rFonts w:ascii="Avenir Next" w:hAnsi="Avenir Next" w:cs="Avenir Next" w:eastAsia="Avenir Next"/>
                 <w:color w:val="1A1A1A"/>
-                <w:sz w:val="19"/>
+                <w:sz w:val="22"/>
                 <w:szCs w:val="19"/>
               </w:rPr>
               <w:t xml:space="preserve">30 m</w:t>
@@ -3288,25 +3298,25 @@
                 <w:rFonts w:ascii="Avenir Next" w:hAnsi="Avenir Next" w:cs="Avenir Next" w:eastAsia="Avenir Next"/>
                 <w:b/>
                 <w:color w:val="003A70"/>
+                <w:sz w:val="22"/>
+                <w:szCs w:val="19"/>
+              </w:rPr>
+              <w:t xml:space="preserve">C</w:t>
+            </w:r>
+            <w:r>
+              <w:rPr>
+                <w:rFonts w:ascii="Avenir Next" w:hAnsi="Avenir Next" w:cs="Avenir Next" w:eastAsia="Avenir Next"/>
+                <w:color w:val="1A1A1A"/>
                 <w:sz w:val="19"/>
                 <w:szCs w:val="19"/>
               </w:rPr>
-              <w:t xml:space="preserve">C</w:t>
-            </w:r>
-            <w:r>
-              <w:rPr>
-                <w:rFonts w:ascii="Avenir Next" w:hAnsi="Avenir Next" w:cs="Avenir Next" w:eastAsia="Avenir Next"/>
-                <w:color w:val="1A1A1A"/>
-                <w:sz w:val="19"/>
-                <w:szCs w:val="19"/>
-              </w:rPr>
               <w:tab/>
             </w:r>
             <w:r>
               <w:rPr>
                 <w:rFonts w:ascii="Avenir Next" w:hAnsi="Avenir Next" w:cs="Avenir Next" w:eastAsia="Avenir Next"/>
                 <w:color w:val="1A1A1A"/>
-                <w:sz w:val="19"/>
+                <w:sz w:val="22"/>
                 <w:szCs w:val="19"/>
               </w:rPr>
               <w:t xml:space="preserve">1 m</w:t>
@@ -3331,25 +3341,25 @@
                 <w:rFonts w:ascii="Avenir Next" w:hAnsi="Avenir Next" w:cs="Avenir Next" w:eastAsia="Avenir Next"/>
                 <w:b/>
                 <w:color w:val="003A70"/>
+                <w:sz w:val="22"/>
+                <w:szCs w:val="19"/>
+              </w:rPr>
+              <w:t xml:space="preserve">D</w:t>
+            </w:r>
+            <w:r>
+              <w:rPr>
+                <w:rFonts w:ascii="Avenir Next" w:hAnsi="Avenir Next" w:cs="Avenir Next" w:eastAsia="Avenir Next"/>
+                <w:color w:val="1A1A1A"/>
                 <w:sz w:val="19"/>
                 <w:szCs w:val="19"/>
               </w:rPr>
-              <w:t xml:space="preserve">D</w:t>
-            </w:r>
-            <w:r>
-              <w:rPr>
-                <w:rFonts w:ascii="Avenir Next" w:hAnsi="Avenir Next" w:cs="Avenir Next" w:eastAsia="Avenir Next"/>
-                <w:color w:val="1A1A1A"/>
-                <w:sz w:val="19"/>
-                <w:szCs w:val="19"/>
-              </w:rPr>
               <w:tab/>
             </w:r>
             <w:r>
               <w:rPr>
                 <w:rFonts w:ascii="Avenir Next" w:hAnsi="Avenir Next" w:cs="Avenir Next" w:eastAsia="Avenir Next"/>
                 <w:color w:val="1A1A1A"/>
-                <w:sz w:val="19"/>
+                <w:sz w:val="22"/>
                 <w:szCs w:val="19"/>
               </w:rPr>
               <w:t xml:space="preserve">56 m</w:t>
@@ -3377,25 +3387,25 @@
           <w:rFonts w:ascii="Avenir Next" w:hAnsi="Avenir Next" w:cs="Avenir Next" w:eastAsia="Avenir Next"/>
           <w:b/>
           <w:color w:val="1A1A1A"/>
+          <w:sz w:val="22"/>
+          <w:szCs w:val="20"/>
+        </w:rPr>
+        <w:t xml:space="preserve">7.</w:t>
+      </w:r>
+      <w:r>
+        <w:rPr>
+          <w:rFonts w:ascii="Avenir Next" w:hAnsi="Avenir Next" w:cs="Avenir Next" w:eastAsia="Avenir Next"/>
+          <w:color w:val="1A1A1A"/>
           <w:sz w:val="20"/>
           <w:szCs w:val="20"/>
         </w:rPr>
-        <w:t xml:space="preserve">7.</w:t>
-      </w:r>
-      <w:r>
-        <w:rPr>
-          <w:rFonts w:ascii="Avenir Next" w:hAnsi="Avenir Next" w:cs="Avenir Next" w:eastAsia="Avenir Next"/>
-          <w:color w:val="1A1A1A"/>
-          <w:sz w:val="20"/>
-          <w:szCs w:val="20"/>
-        </w:rPr>
         <w:tab/>
       </w:r>
       <w:r>
         <w:rPr>
           <w:rFonts w:ascii="Avenir Next" w:hAnsi="Avenir Next" w:cs="Avenir Next" w:eastAsia="Avenir Next"/>
           <w:color w:val="1A1A1A"/>
-          <w:sz w:val="20"/>
+          <w:sz w:val="22"/>
           <w:szCs w:val="20"/>
         </w:rPr>
         <w:t xml:space="preserve">A rectangle has an area of 480 ft². One side is 24 ft. How long is the other side?</w:t>
@@ -3451,25 +3461,25 @@
                 <w:rFonts w:ascii="Avenir Next" w:hAnsi="Avenir Next" w:cs="Avenir Next" w:eastAsia="Avenir Next"/>
                 <w:b/>
                 <w:color w:val="003A70"/>
+                <w:sz w:val="22"/>
+                <w:szCs w:val="19"/>
+              </w:rPr>
+              <w:t xml:space="preserve">A</w:t>
+            </w:r>
+            <w:r>
+              <w:rPr>
+                <w:rFonts w:ascii="Avenir Next" w:hAnsi="Avenir Next" w:cs="Avenir Next" w:eastAsia="Avenir Next"/>
+                <w:color w:val="1A1A1A"/>
                 <w:sz w:val="19"/>
                 <w:szCs w:val="19"/>
               </w:rPr>
-              <w:t xml:space="preserve">A</w:t>
-            </w:r>
-            <w:r>
-              <w:rPr>
-                <w:rFonts w:ascii="Avenir Next" w:hAnsi="Avenir Next" w:cs="Avenir Next" w:eastAsia="Avenir Next"/>
-                <w:color w:val="1A1A1A"/>
-                <w:sz w:val="19"/>
-                <w:szCs w:val="19"/>
-              </w:rPr>
               <w:tab/>
             </w:r>
             <w:r>
               <w:rPr>
                 <w:rFonts w:ascii="Avenir Next" w:hAnsi="Avenir Next" w:cs="Avenir Next" w:eastAsia="Avenir Next"/>
                 <w:color w:val="1A1A1A"/>
-                <w:sz w:val="19"/>
+                <w:sz w:val="22"/>
                 <w:szCs w:val="19"/>
               </w:rPr>
               <w:t xml:space="preserve">20 ft</w:t>
@@ -3494,25 +3504,25 @@
                 <w:rFonts w:ascii="Avenir Next" w:hAnsi="Avenir Next" w:cs="Avenir Next" w:eastAsia="Avenir Next"/>
                 <w:b/>
                 <w:color w:val="003A70"/>
+                <w:sz w:val="22"/>
+                <w:szCs w:val="19"/>
+              </w:rPr>
+              <w:t xml:space="preserve">B</w:t>
+            </w:r>
+            <w:r>
+              <w:rPr>
+                <w:rFonts w:ascii="Avenir Next" w:hAnsi="Avenir Next" w:cs="Avenir Next" w:eastAsia="Avenir Next"/>
+                <w:color w:val="1A1A1A"/>
                 <w:sz w:val="19"/>
                 <w:szCs w:val="19"/>
               </w:rPr>
-              <w:t xml:space="preserve">B</w:t>
-            </w:r>
-            <w:r>
-              <w:rPr>
-                <w:rFonts w:ascii="Avenir Next" w:hAnsi="Avenir Next" w:cs="Avenir Next" w:eastAsia="Avenir Next"/>
-                <w:color w:val="1A1A1A"/>
-                <w:sz w:val="19"/>
-                <w:szCs w:val="19"/>
-              </w:rPr>
               <w:tab/>
             </w:r>
             <w:r>
               <w:rPr>
                 <w:rFonts w:ascii="Avenir Next" w:hAnsi="Avenir Next" w:cs="Avenir Next" w:eastAsia="Avenir Next"/>
                 <w:color w:val="1A1A1A"/>
-                <w:sz w:val="19"/>
+                <w:sz w:val="22"/>
                 <w:szCs w:val="19"/>
               </w:rPr>
               <w:t xml:space="preserve">456 ft</w:t>
@@ -3537,25 +3547,25 @@
                 <w:rFonts w:ascii="Avenir Next" w:hAnsi="Avenir Next" w:cs="Avenir Next" w:eastAsia="Avenir Next"/>
                 <w:b/>
                 <w:color w:val="003A70"/>
+                <w:sz w:val="22"/>
+                <w:szCs w:val="19"/>
+              </w:rPr>
+              <w:t xml:space="preserve">C</w:t>
+            </w:r>
+            <w:r>
+              <w:rPr>
+                <w:rFonts w:ascii="Avenir Next" w:hAnsi="Avenir Next" w:cs="Avenir Next" w:eastAsia="Avenir Next"/>
+                <w:color w:val="1A1A1A"/>
                 <w:sz w:val="19"/>
                 <w:szCs w:val="19"/>
               </w:rPr>
-              <w:t xml:space="preserve">C</w:t>
-            </w:r>
-            <w:r>
-              <w:rPr>
-                <w:rFonts w:ascii="Avenir Next" w:hAnsi="Avenir Next" w:cs="Avenir Next" w:eastAsia="Avenir Next"/>
-                <w:color w:val="1A1A1A"/>
-                <w:sz w:val="19"/>
-                <w:szCs w:val="19"/>
-              </w:rPr>
               <w:tab/>
             </w:r>
             <w:r>
               <w:rPr>
                 <w:rFonts w:ascii="Avenir Next" w:hAnsi="Avenir Next" w:cs="Avenir Next" w:eastAsia="Avenir Next"/>
                 <w:color w:val="1A1A1A"/>
-                <w:sz w:val="19"/>
+                <w:sz w:val="22"/>
                 <w:szCs w:val="19"/>
               </w:rPr>
               <w:t xml:space="preserve">40 ft</w:t>
@@ -3580,25 +3590,25 @@
                 <w:rFonts w:ascii="Avenir Next" w:hAnsi="Avenir Next" w:cs="Avenir Next" w:eastAsia="Avenir Next"/>
                 <w:b/>
                 <w:color w:val="003A70"/>
+                <w:sz w:val="22"/>
+                <w:szCs w:val="19"/>
+              </w:rPr>
+              <w:t xml:space="preserve">D</w:t>
+            </w:r>
+            <w:r>
+              <w:rPr>
+                <w:rFonts w:ascii="Avenir Next" w:hAnsi="Avenir Next" w:cs="Avenir Next" w:eastAsia="Avenir Next"/>
+                <w:color w:val="1A1A1A"/>
                 <w:sz w:val="19"/>
                 <w:szCs w:val="19"/>
               </w:rPr>
-              <w:t xml:space="preserve">D</w:t>
-            </w:r>
-            <w:r>
-              <w:rPr>
-                <w:rFonts w:ascii="Avenir Next" w:hAnsi="Avenir Next" w:cs="Avenir Next" w:eastAsia="Avenir Next"/>
-                <w:color w:val="1A1A1A"/>
-                <w:sz w:val="19"/>
-                <w:szCs w:val="19"/>
-              </w:rPr>
               <w:tab/>
             </w:r>
             <w:r>
               <w:rPr>
                 <w:rFonts w:ascii="Avenir Next" w:hAnsi="Avenir Next" w:cs="Avenir Next" w:eastAsia="Avenir Next"/>
                 <w:color w:val="1A1A1A"/>
-                <w:sz w:val="19"/>
+                <w:sz w:val="22"/>
                 <w:szCs w:val="19"/>
               </w:rPr>
               <w:t xml:space="preserve">504 ft</w:t>
@@ -3656,6 +3666,7 @@
           </w:tcPr>
           <w:p>
             <w:pPr>
+              <w:pStyle w:val="Heading2"/>
               <w:spacing w:before="0" w:after="0" w:line="240" w:lineRule="auto"/>
             </w:pPr>
             <w:r>
@@ -3693,7 +3704,7 @@
               <w:rPr>
                 <w:rFonts w:ascii="Avenir Next" w:hAnsi="Avenir Next" w:cs="Avenir Next" w:eastAsia="Avenir Next"/>
                 <w:color w:val="1A1A1A"/>
-                <w:sz w:val="17"/>
+                <w:sz w:val="22"/>
                 <w:szCs w:val="17"/>
               </w:rPr>
               <w:t xml:space="preserve">  I can do this on my own</w:t>
@@ -3722,7 +3733,7 @@
               <w:rPr>
                 <w:rFonts w:ascii="Avenir Next" w:hAnsi="Avenir Next" w:cs="Avenir Next" w:eastAsia="Avenir Next"/>
                 <w:color w:val="1A1A1A"/>
-                <w:sz w:val="17"/>
+                <w:sz w:val="22"/>
                 <w:szCs w:val="17"/>
               </w:rPr>
               <w:t xml:space="preserve">  I need a little help</w:t>
@@ -3751,7 +3762,7 @@
               <w:rPr>
                 <w:rFonts w:ascii="Avenir Next" w:hAnsi="Avenir Next" w:cs="Avenir Next" w:eastAsia="Avenir Next"/>
                 <w:color w:val="1A1A1A"/>
-                <w:sz w:val="17"/>
+                <w:sz w:val="22"/>
                 <w:szCs w:val="17"/>
               </w:rPr>
               <w:t xml:space="preserve">  I have a question about #</w:t>
@@ -3858,7 +3869,106 @@
               <w:sz w:val="15"/>
               <w:szCs w:val="15"/>
             </w:rPr>
-            <w:t xml:space="preserve">Lesson 7-7  ·  Homework Packet</w:t>
+            <w:t xml:space="preserve">7-7 · Page </w:t>
+          </w:r>
+          <w:r>
+            <w:rPr>
+              <w:rFonts w:ascii="Avenir Next" w:hAnsi="Avenir Next" w:cs="Avenir Next" w:eastAsia="Avenir Next"/>
+              <w:color w:val="5A5F66"/>
+              <w:sz w:val="15"/>
+              <w:szCs w:val="15"/>
+            </w:rPr>
+            <w:fldChar w:fldCharType="begin"/>
+          </w:r>
+          <w:r>
+            <w:rPr>
+              <w:rFonts w:ascii="Avenir Next" w:hAnsi="Avenir Next" w:cs="Avenir Next" w:eastAsia="Avenir Next"/>
+              <w:color w:val="5A5F66"/>
+              <w:sz w:val="15"/>
+              <w:szCs w:val="15"/>
+            </w:rPr>
+            <w:instrText xml:space="preserve"> PAGE </w:instrText>
+          </w:r>
+          <w:r>
+            <w:rPr>
+              <w:rFonts w:ascii="Avenir Next" w:hAnsi="Avenir Next" w:cs="Avenir Next" w:eastAsia="Avenir Next"/>
+              <w:color w:val="5A5F66"/>
+              <w:sz w:val="15"/>
+              <w:szCs w:val="15"/>
+            </w:rPr>
+            <w:fldChar w:fldCharType="separate"/>
+          </w:r>
+          <w:r>
+            <w:rPr>
+              <w:rFonts w:ascii="Avenir Next" w:hAnsi="Avenir Next" w:cs="Avenir Next" w:eastAsia="Avenir Next"/>
+              <w:color w:val="5A5F66"/>
+              <w:sz w:val="15"/>
+              <w:szCs w:val="15"/>
+            </w:rPr>
+            <w:t xml:space="preserve">1</w:t>
+          </w:r>
+          <w:r>
+            <w:rPr>
+              <w:rFonts w:ascii="Avenir Next" w:hAnsi="Avenir Next" w:cs="Avenir Next" w:eastAsia="Avenir Next"/>
+              <w:color w:val="5A5F66"/>
+              <w:sz w:val="15"/>
+              <w:szCs w:val="15"/>
+            </w:rPr>
+            <w:fldChar w:fldCharType="end"/>
+          </w:r>
+          <w:r>
+            <w:rPr>
+              <w:rFonts w:ascii="Avenir Next" w:hAnsi="Avenir Next" w:cs="Avenir Next" w:eastAsia="Avenir Next"/>
+              <w:color w:val="5A5F66"/>
+              <w:sz w:val="15"/>
+              <w:szCs w:val="15"/>
+            </w:rPr>
+            <w:t xml:space="preserve"> of </w:t>
+          </w:r>
+          <w:r>
+            <w:rPr>
+              <w:rFonts w:ascii="Avenir Next" w:hAnsi="Avenir Next" w:cs="Avenir Next" w:eastAsia="Avenir Next"/>
+              <w:color w:val="5A5F66"/>
+              <w:sz w:val="15"/>
+              <w:szCs w:val="15"/>
+            </w:rPr>
+            <w:fldChar w:fldCharType="begin"/>
+          </w:r>
+          <w:r>
+            <w:rPr>
+              <w:rFonts w:ascii="Avenir Next" w:hAnsi="Avenir Next" w:cs="Avenir Next" w:eastAsia="Avenir Next"/>
+              <w:color w:val="5A5F66"/>
+              <w:sz w:val="15"/>
+              <w:szCs w:val="15"/>
+            </w:rPr>
+            <w:instrText xml:space="preserve"> NUMPAGES </w:instrText>
+          </w:r>
+          <w:r>
+            <w:rPr>
+              <w:rFonts w:ascii="Avenir Next" w:hAnsi="Avenir Next" w:cs="Avenir Next" w:eastAsia="Avenir Next"/>
+              <w:color w:val="5A5F66"/>
+              <w:sz w:val="15"/>
+              <w:szCs w:val="15"/>
+            </w:rPr>
+            <w:fldChar w:fldCharType="separate"/>
+          </w:r>
+          <w:r>
+            <w:rPr>
+              <w:rFonts w:ascii="Avenir Next" w:hAnsi="Avenir Next" w:cs="Avenir Next" w:eastAsia="Avenir Next"/>
+              <w:color w:val="5A5F66"/>
+              <w:sz w:val="15"/>
+              <w:szCs w:val="15"/>
+            </w:rPr>
+            <w:t xml:space="preserve">1</w:t>
+          </w:r>
+          <w:r>
+            <w:rPr>
+              <w:rFonts w:ascii="Avenir Next" w:hAnsi="Avenir Next" w:cs="Avenir Next" w:eastAsia="Avenir Next"/>
+              <w:color w:val="5A5F66"/>
+              <w:sz w:val="15"/>
+              <w:szCs w:val="15"/>
+            </w:rPr>
+            <w:fldChar w:fldCharType="end"/>
           </w:r>
         </w:p>
       </w:tc>
@@ -3901,5 +4011,23 @@
       </w:tblCellMar>
     </w:tblPr>
   </w:style>
+  <w:style w:type="paragraph" w:styleId="Heading1">
+    <w:name w:val="heading 1"/>
+    <w:basedOn w:val="Normal"/>
+    <w:pPr>
+      <w:outlineLvl w:val="0"/>
+      <w:keepNext w:val="0"/>
+      <w:keepLines w:val="0"/>
+    </w:pPr>
+  </w:style>
+  <w:style w:type="paragraph" w:styleId="Heading2">
+    <w:name w:val="heading 2"/>
+    <w:basedOn w:val="Normal"/>
+    <w:pPr>
+      <w:outlineLvl w:val="1"/>
+      <w:keepNext w:val="0"/>
+      <w:keepLines w:val="0"/>
+    </w:pPr>
+  </w:style>
 </w:styles>
 </file>